--- a/Rapport_projet_TS1.docx
+++ b/Rapport_projet_TS1.docx
@@ -2125,10 +2125,7 @@
         <w:t xml:space="preserve"> </w:t>
       </w:r>
       <w:r>
-        <w:t>tend ver</w:t>
-      </w:r>
-      <w:r>
-        <w:t>s</w:t>
+        <w:t>tend vers</w:t>
       </w:r>
       <w:r>
         <w:t xml:space="preserve"> </w:t>
@@ -2167,12 +2164,6 @@
       </w:r>
     </w:p>
     <w:p>
-      <w:r>
-        <w:lastRenderedPageBreak/>
-        <w:br w:type="page"/>
-      </w:r>
-    </w:p>
-    <w:p>
       <w:pPr>
         <w:pStyle w:val="Titre1"/>
       </w:pPr>
@@ -2181,11 +2172,9 @@
         <w:lastRenderedPageBreak/>
         <w:t>2. Objectif n°1 (</w:t>
       </w:r>
-      <w:proofErr w:type="spellStart"/>
-      <w:r>
-        <w:t>Seances</w:t>
-      </w:r>
-      <w:proofErr w:type="spellEnd"/>
+      <w:r>
+        <w:t>Séances</w:t>
+      </w:r>
       <w:r>
         <w:t xml:space="preserve"> 1 et 2)</w:t>
       </w:r>
@@ -2197,61 +2186,81 @@
         <w:jc w:val="both"/>
       </w:pPr>
       <w:r>
-        <w:t xml:space="preserve">On dispose du fichier son_1.wav, enregistre dans des conditions </w:t>
-      </w:r>
-      <w:proofErr w:type="spellStart"/>
-      <w:r>
-        <w:t>ideales</w:t>
-      </w:r>
-      <w:proofErr w:type="spellEnd"/>
+        <w:t>O</w:t>
+      </w:r>
+      <w:r>
+        <w:t xml:space="preserve">n dispose du fichier son_1.wav, enregistre dans des conditions </w:t>
+      </w:r>
+      <w:r>
+        <w:t>idéales</w:t>
+      </w:r>
       <w:r>
         <w:t>. L'objectif est de reconstruire l'</w:t>
       </w:r>
-      <w:proofErr w:type="spellStart"/>
-      <w:r>
-        <w:t>evolution</w:t>
-      </w:r>
-      <w:proofErr w:type="spellEnd"/>
+      <w:r>
+        <w:t>évolution</w:t>
+      </w:r>
       <w:r>
         <w:t xml:space="preserve"> temporelle de la </w:t>
       </w:r>
-      <w:proofErr w:type="spellStart"/>
-      <w:r>
-        <w:t>frequence</w:t>
-      </w:r>
-      <w:proofErr w:type="spellEnd"/>
+      <w:r>
+        <w:t>fréquence</w:t>
+      </w:r>
       <w:r>
         <w:t xml:space="preserve"> </w:t>
       </w:r>
-      <w:proofErr w:type="spellStart"/>
-      <w:r>
-        <w:t>percue</w:t>
-      </w:r>
-      <w:proofErr w:type="spellEnd"/>
+      <w:r>
+        <w:t>perçue</w:t>
+      </w:r>
       <w:r>
         <w:t xml:space="preserve"> f(t), d'en </w:t>
       </w:r>
-      <w:proofErr w:type="spellStart"/>
-      <w:r>
-        <w:t>deduire</w:t>
-      </w:r>
-      <w:proofErr w:type="spellEnd"/>
+      <w:r>
+        <w:t>déduire</w:t>
+      </w:r>
       <w:r>
         <w:t xml:space="preserve"> la vitesse radiale </w:t>
       </w:r>
-      <w:proofErr w:type="spellStart"/>
-      <w:r>
-        <w:t>v_r</w:t>
-      </w:r>
-      <w:proofErr w:type="spellEnd"/>
-      <w:r>
-        <w:t xml:space="preserve">(t), puis d'estimer la vitesse moyenne v du </w:t>
-      </w:r>
-      <w:proofErr w:type="spellStart"/>
-      <w:r>
-        <w:t>vehicule</w:t>
-      </w:r>
-      <w:proofErr w:type="spellEnd"/>
+      <m:oMath>
+        <m:sSub>
+          <m:sSubPr>
+            <m:ctrlPr>
+              <w:rPr>
+                <w:rFonts w:ascii="Cambria Math" w:hAnsi="Cambria Math"/>
+                <w:i/>
+              </w:rPr>
+            </m:ctrlPr>
+          </m:sSubPr>
+          <m:e>
+            <m:r>
+              <w:rPr>
+                <w:rFonts w:ascii="Cambria Math" w:hAnsi="Cambria Math"/>
+              </w:rPr>
+              <m:t>v</m:t>
+            </m:r>
+          </m:e>
+          <m:sub>
+            <m:r>
+              <w:rPr>
+                <w:rFonts w:ascii="Cambria Math" w:hAnsi="Cambria Math"/>
+              </w:rPr>
+              <m:t>r</m:t>
+            </m:r>
+          </m:sub>
+        </m:sSub>
+        <m:r>
+          <w:rPr>
+            <w:rFonts w:ascii="Cambria Math" w:hAnsi="Cambria Math"/>
+          </w:rPr>
+          <m:t>(t)</m:t>
+        </m:r>
+      </m:oMath>
+      <w:r>
+        <w:t xml:space="preserve"> puis d'estimer la vitesse moyenne v du </w:t>
+      </w:r>
+      <w:r>
+        <w:t>véhicule</w:t>
+      </w:r>
       <w:r>
         <w:t>.</w:t>
       </w:r>
@@ -2264,21 +2273,15 @@
       <w:r>
         <w:t xml:space="preserve">2.1. </w:t>
       </w:r>
-      <w:proofErr w:type="spellStart"/>
-      <w:r>
-        <w:t>Definir</w:t>
-      </w:r>
-      <w:proofErr w:type="spellEnd"/>
+      <w:r>
+        <w:t>Définir</w:t>
+      </w:r>
       <w:r>
         <w:t xml:space="preserve"> les outils de traitement du signal </w:t>
       </w:r>
-      <w:proofErr w:type="spellStart"/>
-      <w:proofErr w:type="gramStart"/>
-      <w:r>
-        <w:t>a</w:t>
-      </w:r>
-      <w:proofErr w:type="spellEnd"/>
-      <w:proofErr w:type="gramEnd"/>
+      <w:r>
+        <w:t>à</w:t>
+      </w:r>
       <w:r>
         <w:t xml:space="preserve"> utiliser</w:t>
       </w:r>
@@ -2303,35 +2306,27 @@
       <w:r>
         <w:t xml:space="preserve">le signal </w:t>
       </w:r>
-      <w:proofErr w:type="spellStart"/>
-      <w:r>
-        <w:t>etant</w:t>
-      </w:r>
-      <w:proofErr w:type="spellEnd"/>
+      <w:r>
+        <w:t>étant</w:t>
+      </w:r>
       <w:r>
         <w:t xml:space="preserve"> non stationnaire (f varie avec t), on </w:t>
       </w:r>
-      <w:proofErr w:type="spellStart"/>
-      <w:r>
-        <w:t>decoupe</w:t>
-      </w:r>
-      <w:proofErr w:type="spellEnd"/>
+      <w:r>
+        <w:t>découpe</w:t>
+      </w:r>
       <w:r>
         <w:t xml:space="preserve"> l'enregistrement en </w:t>
       </w:r>
-      <w:proofErr w:type="spellStart"/>
-      <w:r>
-        <w:t>fenetres</w:t>
-      </w:r>
-      <w:proofErr w:type="spellEnd"/>
+      <w:r>
+        <w:t>fenêtres</w:t>
+      </w:r>
       <w:r>
         <w:t xml:space="preserve"> glissantes </w:t>
       </w:r>
-      <w:proofErr w:type="spellStart"/>
-      <w:r>
-        <w:t>ponderees</w:t>
-      </w:r>
-      <w:proofErr w:type="spellEnd"/>
+      <w:r>
+        <w:t>pondérées</w:t>
+      </w:r>
       <w:r>
         <w:t xml:space="preserve"> (Hamming) puis on calcule la FFT de chaque tranche.</w:t>
       </w:r>
@@ -2355,43 +2350,33 @@
       <w:r>
         <w:t>visualisation 2D temps-</w:t>
       </w:r>
-      <w:proofErr w:type="spellStart"/>
-      <w:r>
-        <w:t>frequence</w:t>
-      </w:r>
-      <w:proofErr w:type="spellEnd"/>
+      <w:r>
+        <w:t>fréquence</w:t>
+      </w:r>
       <w:r>
         <w:t xml:space="preserve"> de </w:t>
       </w:r>
-      <w:proofErr w:type="spellStart"/>
-      <w:r>
-        <w:t>l'energie</w:t>
-      </w:r>
-      <w:proofErr w:type="spellEnd"/>
+      <w:r>
+        <w:t>l’Energie</w:t>
+      </w:r>
       <w:r>
         <w:t xml:space="preserve">, qui permet de </w:t>
       </w:r>
-      <w:proofErr w:type="spellStart"/>
-      <w:r>
-        <w:t>reperer</w:t>
-      </w:r>
-      <w:proofErr w:type="spellEnd"/>
+      <w:r>
+        <w:t>repérer</w:t>
+      </w:r>
       <w:r>
         <w:t xml:space="preserve"> la raie </w:t>
       </w:r>
-      <w:proofErr w:type="spellStart"/>
-      <w:r>
-        <w:t>a</w:t>
-      </w:r>
-      <w:proofErr w:type="spellEnd"/>
+      <w:r>
+        <w:t>à</w:t>
+      </w:r>
       <w:r>
         <w:t xml:space="preserve"> 4 kHz et son </w:t>
       </w:r>
-      <w:proofErr w:type="spellStart"/>
-      <w:r>
-        <w:t>evolution</w:t>
-      </w:r>
-      <w:proofErr w:type="spellEnd"/>
+      <w:r>
+        <w:t>évolution</w:t>
+      </w:r>
       <w:r>
         <w:t>.</w:t>
       </w:r>
@@ -2415,27 +2400,21 @@
       <w:r>
         <w:t xml:space="preserve">dans chaque </w:t>
       </w:r>
-      <w:proofErr w:type="spellStart"/>
-      <w:r>
-        <w:t>fenetre</w:t>
-      </w:r>
-      <w:proofErr w:type="spellEnd"/>
+      <w:r>
+        <w:t>fenêtre</w:t>
+      </w:r>
       <w:r>
         <w:t xml:space="preserve">, on </w:t>
       </w:r>
-      <w:proofErr w:type="spellStart"/>
-      <w:r>
-        <w:t>selectionne</w:t>
-      </w:r>
-      <w:proofErr w:type="spellEnd"/>
+      <w:r>
+        <w:t>sélectionne</w:t>
+      </w:r>
       <w:r>
         <w:t xml:space="preserve"> le maximum d'amplitude dans la bande [3,5 ; 4,5] kHz pour </w:t>
       </w:r>
-      <w:proofErr w:type="spellStart"/>
-      <w:r>
-        <w:t>eviter</w:t>
-      </w:r>
-      <w:proofErr w:type="spellEnd"/>
+      <w:r>
+        <w:t>éviter</w:t>
+      </w:r>
       <w:r>
         <w:t xml:space="preserve"> les harmoniques parasites.</w:t>
       </w:r>
@@ -2459,27 +2438,21 @@
       <w:r>
         <w:t>l'</w:t>
       </w:r>
-      <w:proofErr w:type="spellStart"/>
-      <w:r>
-        <w:t>echantillonnage</w:t>
-      </w:r>
-      <w:proofErr w:type="spellEnd"/>
+      <w:r>
+        <w:t>échantillonnage</w:t>
+      </w:r>
       <w:r>
         <w:t xml:space="preserve"> </w:t>
       </w:r>
-      <w:proofErr w:type="spellStart"/>
-      <w:r>
-        <w:t>frequentiel</w:t>
-      </w:r>
-      <w:proofErr w:type="spellEnd"/>
+      <w:r>
+        <w:t>fréquentiel</w:t>
+      </w:r>
       <w:r>
         <w:t xml:space="preserve"> de la FFT </w:t>
       </w:r>
-      <w:proofErr w:type="spellStart"/>
-      <w:r>
-        <w:t>etant</w:t>
-      </w:r>
-      <w:proofErr w:type="spellEnd"/>
+      <w:r>
+        <w:t>étant</w:t>
+      </w:r>
       <w:r>
         <w:t xml:space="preserve"> grossier, on affine la position du pic par interpolation sur 3 points.</w:t>
       </w:r>
@@ -2503,43 +2476,35 @@
       <w:r>
         <w:t xml:space="preserve">la trajectoire f(t) brute est </w:t>
       </w:r>
+      <w:r>
+        <w:t>bruitée</w:t>
+      </w:r>
+      <w:r>
+        <w:t xml:space="preserve"> ; un </w:t>
+      </w:r>
       <w:proofErr w:type="spellStart"/>
       <w:r>
-        <w:t>bruitee</w:t>
+        <w:t>movmean</w:t>
       </w:r>
       <w:proofErr w:type="spellEnd"/>
       <w:r>
-        <w:t xml:space="preserve"> ; un </w:t>
-      </w:r>
-      <w:proofErr w:type="spellStart"/>
-      <w:r>
-        <w:t>movmean</w:t>
-      </w:r>
-      <w:proofErr w:type="spellEnd"/>
-      <w:r>
         <w:t xml:space="preserve"> </w:t>
       </w:r>
-      <w:proofErr w:type="spellStart"/>
-      <w:r>
-        <w:t>reduit</w:t>
-      </w:r>
-      <w:proofErr w:type="spellEnd"/>
+      <w:r>
+        <w:t>réduit</w:t>
+      </w:r>
       <w:r>
         <w:t xml:space="preserve"> le bruit haute </w:t>
       </w:r>
-      <w:proofErr w:type="spellStart"/>
-      <w:r>
-        <w:t>frequence</w:t>
-      </w:r>
-      <w:proofErr w:type="spellEnd"/>
+      <w:r>
+        <w:t>fréquence</w:t>
+      </w:r>
       <w:r>
         <w:t xml:space="preserve"> sans </w:t>
       </w:r>
-      <w:proofErr w:type="spellStart"/>
-      <w:r>
-        <w:t>deformer</w:t>
-      </w:r>
-      <w:proofErr w:type="spellEnd"/>
+      <w:r>
+        <w:t>déformer</w:t>
+      </w:r>
       <w:r>
         <w:t xml:space="preserve"> l'allure.</w:t>
       </w:r>
@@ -2560,15 +2525,13 @@
         </w:rPr>
         <w:t xml:space="preserve">Ajustement de </w:t>
       </w:r>
-      <w:proofErr w:type="spellStart"/>
       <w:r>
         <w:rPr>
           <w:b/>
           <w:bCs/>
         </w:rPr>
-        <w:t>modele</w:t>
-      </w:r>
-      <w:proofErr w:type="spellEnd"/>
+        <w:t>modèle</w:t>
+      </w:r>
       <w:r>
         <w:rPr>
           <w:b/>
@@ -2587,29 +2550,54 @@
       <w:r>
         <w:t xml:space="preserve"> cale le </w:t>
       </w:r>
-      <w:proofErr w:type="spellStart"/>
-      <w:r>
-        <w:t>modele</w:t>
-      </w:r>
-      <w:proofErr w:type="spellEnd"/>
+      <w:r>
+        <w:t>modèle</w:t>
+      </w:r>
       <w:r>
         <w:t xml:space="preserve"> </w:t>
       </w:r>
-      <w:proofErr w:type="spellStart"/>
-      <w:r>
-        <w:t>theorique</w:t>
-      </w:r>
-      <w:proofErr w:type="spellEnd"/>
+      <w:r>
+        <w:t>théorique</w:t>
+      </w:r>
       <w:r>
         <w:t xml:space="preserve"> </w:t>
       </w:r>
-      <w:proofErr w:type="spellStart"/>
-      <w:r>
-        <w:t>v_r</w:t>
-      </w:r>
-      <w:proofErr w:type="spellEnd"/>
-      <w:r>
-        <w:t>(t) sur la mesure et fournit l'estimation de v.</w:t>
+      <m:oMath>
+        <m:sSub>
+          <m:sSubPr>
+            <m:ctrlPr>
+              <w:rPr>
+                <w:rFonts w:ascii="Cambria Math" w:hAnsi="Cambria Math"/>
+                <w:i/>
+              </w:rPr>
+            </m:ctrlPr>
+          </m:sSubPr>
+          <m:e>
+            <m:r>
+              <w:rPr>
+                <w:rFonts w:ascii="Cambria Math" w:hAnsi="Cambria Math"/>
+              </w:rPr>
+              <m:t>v</m:t>
+            </m:r>
+          </m:e>
+          <m:sub>
+            <m:r>
+              <w:rPr>
+                <w:rFonts w:ascii="Cambria Math" w:hAnsi="Cambria Math"/>
+              </w:rPr>
+              <m:t>r</m:t>
+            </m:r>
+          </m:sub>
+        </m:sSub>
+        <m:r>
+          <w:rPr>
+            <w:rFonts w:ascii="Cambria Math" w:hAnsi="Cambria Math"/>
+          </w:rPr>
+          <m:t>(t)</m:t>
+        </m:r>
+      </m:oMath>
+      <w:r>
+        <w:t>sur la mesure et fournit l'estimation de v.</w:t>
       </w:r>
     </w:p>
     <w:p>
@@ -2630,11 +2618,9 @@
       <w:r>
         <w:t xml:space="preserve">L'algorithme se </w:t>
       </w:r>
-      <w:proofErr w:type="spellStart"/>
-      <w:r>
-        <w:t>decompose</w:t>
-      </w:r>
-      <w:proofErr w:type="spellEnd"/>
+      <w:r>
+        <w:t>décompose</w:t>
+      </w:r>
       <w:r>
         <w:t xml:space="preserve"> comme suit :</w:t>
       </w:r>
@@ -2651,35 +2637,52 @@
       <w:r>
         <w:t xml:space="preserve">Lecture du fichier audio et </w:t>
       </w:r>
-      <w:proofErr w:type="spellStart"/>
-      <w:r>
-        <w:t>recuperation</w:t>
-      </w:r>
-      <w:proofErr w:type="spellEnd"/>
+      <w:r>
+        <w:t>récupération</w:t>
+      </w:r>
       <w:r>
         <w:t xml:space="preserve"> de la </w:t>
       </w:r>
-      <w:proofErr w:type="spellStart"/>
-      <w:r>
-        <w:t>frequence</w:t>
-      </w:r>
-      <w:proofErr w:type="spellEnd"/>
+      <w:r>
+        <w:t>fréquence</w:t>
+      </w:r>
       <w:r>
         <w:t xml:space="preserve"> d'</w:t>
       </w:r>
-      <w:proofErr w:type="spellStart"/>
-      <w:r>
-        <w:t>echantillonnage</w:t>
-      </w:r>
-      <w:proofErr w:type="spellEnd"/>
+      <w:r>
+        <w:t>échantillonnage</w:t>
+      </w:r>
       <w:r>
         <w:t xml:space="preserve"> </w:t>
       </w:r>
-      <w:proofErr w:type="spellStart"/>
-      <w:r>
-        <w:t>Fs</w:t>
-      </w:r>
-      <w:proofErr w:type="spellEnd"/>
+      <m:oMath>
+        <m:sSub>
+          <m:sSubPr>
+            <m:ctrlPr>
+              <w:rPr>
+                <w:rFonts w:ascii="Cambria Math" w:hAnsi="Cambria Math"/>
+                <w:i/>
+              </w:rPr>
+            </m:ctrlPr>
+          </m:sSubPr>
+          <m:e>
+            <m:r>
+              <w:rPr>
+                <w:rFonts w:ascii="Cambria Math" w:hAnsi="Cambria Math"/>
+              </w:rPr>
+              <m:t>F</m:t>
+            </m:r>
+          </m:e>
+          <m:sub>
+            <m:r>
+              <w:rPr>
+                <w:rFonts w:ascii="Cambria Math" w:hAnsi="Cambria Math"/>
+              </w:rPr>
+              <m:t>s</m:t>
+            </m:r>
+          </m:sub>
+        </m:sSub>
+      </m:oMath>
       <w:r>
         <w:t>.</w:t>
       </w:r>
@@ -2696,11 +2699,9 @@
       <w:r>
         <w:t xml:space="preserve">Affichage du spectrogramme global pour </w:t>
       </w:r>
-      <w:proofErr w:type="spellStart"/>
-      <w:r>
-        <w:t>controle</w:t>
-      </w:r>
-      <w:proofErr w:type="spellEnd"/>
+      <w:r>
+        <w:t>contrôle</w:t>
+      </w:r>
       <w:r>
         <w:t xml:space="preserve"> visuel.</w:t>
       </w:r>
@@ -2714,19 +2715,15 @@
         </w:numPr>
         <w:spacing w:after="60"/>
       </w:pPr>
-      <w:proofErr w:type="spellStart"/>
-      <w:r>
-        <w:t>Decoupage</w:t>
-      </w:r>
-      <w:proofErr w:type="spellEnd"/>
+      <w:r>
+        <w:t>Découpage</w:t>
+      </w:r>
       <w:r>
         <w:t xml:space="preserve"> du signal en </w:t>
       </w:r>
-      <w:proofErr w:type="spellStart"/>
-      <w:r>
-        <w:t>fenetres</w:t>
-      </w:r>
-      <w:proofErr w:type="spellEnd"/>
+      <w:r>
+        <w:t>fenêtres</w:t>
+      </w:r>
       <w:r>
         <w:t xml:space="preserve"> de 50 ms avec recouvrement de 75 %.</w:t>
       </w:r>
@@ -2743,19 +2740,15 @@
       <w:r>
         <w:t xml:space="preserve">Pour chaque </w:t>
       </w:r>
-      <w:proofErr w:type="spellStart"/>
-      <w:r>
-        <w:t>fenetre</w:t>
-      </w:r>
-      <w:proofErr w:type="spellEnd"/>
+      <w:r>
+        <w:t>fenêtre</w:t>
+      </w:r>
       <w:r>
         <w:t xml:space="preserve"> : </w:t>
       </w:r>
-      <w:proofErr w:type="spellStart"/>
-      <w:r>
-        <w:t>ponderation</w:t>
-      </w:r>
-      <w:proofErr w:type="spellEnd"/>
+      <w:r>
+        <w:t>pondération</w:t>
+      </w:r>
       <w:r>
         <w:t xml:space="preserve"> Hamming, FFT </w:t>
       </w:r>
@@ -2791,16 +2784,84 @@
         <w:spacing w:after="60"/>
       </w:pPr>
       <w:r>
-        <w:t xml:space="preserve">Calcul de </w:t>
-      </w:r>
-      <w:proofErr w:type="spellStart"/>
-      <w:r>
-        <w:t>v_r</w:t>
-      </w:r>
-      <w:proofErr w:type="spellEnd"/>
-      <w:r>
-        <w:t>(t) = c (f0/f(t) - 1).</w:t>
-      </w:r>
+        <w:rPr>
+          <w:rFonts w:ascii="Arial" w:hAnsi="Arial" w:cs="Arial"/>
+          <w:noProof/>
+          <w:color w:val="000000"/>
+          <w:bdr w:val="none" w:sz="0" w:space="0" w:color="auto" w:frame="1"/>
+        </w:rPr>
+        <w:drawing>
+          <wp:anchor distT="0" distB="0" distL="114300" distR="114300" simplePos="0" relativeHeight="251658240" behindDoc="0" locked="0" layoutInCell="1" allowOverlap="1" wp14:anchorId="5FBED1E5" wp14:editId="119CB954">
+            <wp:simplePos x="0" y="0"/>
+            <wp:positionH relativeFrom="column">
+              <wp:posOffset>1209675</wp:posOffset>
+            </wp:positionH>
+            <wp:positionV relativeFrom="paragraph">
+              <wp:posOffset>18415</wp:posOffset>
+            </wp:positionV>
+            <wp:extent cx="1457325" cy="371475"/>
+            <wp:effectExtent l="0" t="0" r="9525" b="9525"/>
+            <wp:wrapSquare wrapText="bothSides"/>
+            <wp:docPr id="2076032102" name="Image 6">
+              <a:hlinkClick xmlns:a="http://schemas.openxmlformats.org/drawingml/2006/main" r:id="rId12"/>
+            </wp:docPr>
+            <wp:cNvGraphicFramePr>
+              <a:graphicFrameLocks xmlns:a="http://schemas.openxmlformats.org/drawingml/2006/main" noChangeAspect="1"/>
+            </wp:cNvGraphicFramePr>
+            <a:graphic xmlns:a="http://schemas.openxmlformats.org/drawingml/2006/main">
+              <a:graphicData uri="http://schemas.openxmlformats.org/drawingml/2006/picture">
+                <pic:pic xmlns:pic="http://schemas.openxmlformats.org/drawingml/2006/picture">
+                  <pic:nvPicPr>
+                    <pic:cNvPr id="0" name="Picture 11"/>
+                    <pic:cNvPicPr>
+                      <a:picLocks noChangeAspect="1" noChangeArrowheads="1"/>
+                    </pic:cNvPicPr>
+                  </pic:nvPicPr>
+                  <pic:blipFill>
+                    <a:blip r:embed="rId11" cstate="print">
+                      <a:extLst>
+                        <a:ext uri="{28A0092B-C50C-407E-A947-70E740481C1C}">
+                          <a14:useLocalDpi xmlns:a14="http://schemas.microsoft.com/office/drawing/2010/main" val="0"/>
+                        </a:ext>
+                      </a:extLst>
+                    </a:blip>
+                    <a:srcRect/>
+                    <a:stretch>
+                      <a:fillRect/>
+                    </a:stretch>
+                  </pic:blipFill>
+                  <pic:spPr bwMode="auto">
+                    <a:xfrm>
+                      <a:off x="0" y="0"/>
+                      <a:ext cx="1457325" cy="371475"/>
+                    </a:xfrm>
+                    <a:prstGeom prst="rect">
+                      <a:avLst/>
+                    </a:prstGeom>
+                    <a:noFill/>
+                    <a:ln>
+                      <a:noFill/>
+                    </a:ln>
+                  </pic:spPr>
+                </pic:pic>
+              </a:graphicData>
+            </a:graphic>
+          </wp:anchor>
+        </w:drawing>
+      </w:r>
+      <w:r>
+        <w:t xml:space="preserve">Calcul </w:t>
+      </w:r>
+      <w:r>
+        <w:t>de</w:t>
+      </w:r>
+    </w:p>
+    <w:p>
+      <w:pPr>
+        <w:pStyle w:val="Paragraphedeliste"/>
+        <w:spacing w:after="60"/>
+        <w:ind w:left="720"/>
+      </w:pPr>
     </w:p>
     <w:p>
       <w:pPr>
@@ -2812,71 +2873,96 @@
         <w:spacing w:after="60"/>
       </w:pPr>
       <w:r>
+        <w:rPr>
+          <w:rStyle w:val="Lienhypertexte"/>
+          <w:rFonts w:ascii="Arial" w:hAnsi="Arial" w:cs="Arial"/>
+          <w:noProof/>
+          <w:color w:val="000000"/>
+          <w:u w:val="none"/>
+          <w:bdr w:val="none" w:sz="0" w:space="0" w:color="auto" w:frame="1"/>
+        </w:rPr>
+        <w:drawing>
+          <wp:anchor distT="0" distB="0" distL="114300" distR="114300" simplePos="0" relativeHeight="251659264" behindDoc="0" locked="0" layoutInCell="1" allowOverlap="1" wp14:anchorId="6DE46669" wp14:editId="16F4A91B">
+            <wp:simplePos x="0" y="0"/>
+            <wp:positionH relativeFrom="column">
+              <wp:posOffset>1809750</wp:posOffset>
+            </wp:positionH>
+            <wp:positionV relativeFrom="paragraph">
+              <wp:posOffset>382270</wp:posOffset>
+            </wp:positionV>
+            <wp:extent cx="771525" cy="342900"/>
+            <wp:effectExtent l="0" t="0" r="9525" b="0"/>
+            <wp:wrapTopAndBottom/>
+            <wp:docPr id="1082953490" name="Image 9">
+              <a:hlinkClick xmlns:a="http://schemas.openxmlformats.org/drawingml/2006/main" r:id="rId13"/>
+            </wp:docPr>
+            <wp:cNvGraphicFramePr>
+              <a:graphicFrameLocks xmlns:a="http://schemas.openxmlformats.org/drawingml/2006/main" noChangeAspect="1"/>
+            </wp:cNvGraphicFramePr>
+            <a:graphic xmlns:a="http://schemas.openxmlformats.org/drawingml/2006/main">
+              <a:graphicData uri="http://schemas.openxmlformats.org/drawingml/2006/picture">
+                <pic:pic xmlns:pic="http://schemas.openxmlformats.org/drawingml/2006/picture">
+                  <pic:nvPicPr>
+                    <pic:cNvPr id="0" name="Picture 17"/>
+                    <pic:cNvPicPr>
+                      <a:picLocks noChangeAspect="1" noChangeArrowheads="1"/>
+                    </pic:cNvPicPr>
+                  </pic:nvPicPr>
+                  <pic:blipFill>
+                    <a:blip r:embed="rId14" cstate="print">
+                      <a:extLst>
+                        <a:ext uri="{28A0092B-C50C-407E-A947-70E740481C1C}">
+                          <a14:useLocalDpi xmlns:a14="http://schemas.microsoft.com/office/drawing/2010/main" val="0"/>
+                        </a:ext>
+                      </a:extLst>
+                    </a:blip>
+                    <a:srcRect/>
+                    <a:stretch>
+                      <a:fillRect/>
+                    </a:stretch>
+                  </pic:blipFill>
+                  <pic:spPr bwMode="auto">
+                    <a:xfrm>
+                      <a:off x="0" y="0"/>
+                      <a:ext cx="771525" cy="342900"/>
+                    </a:xfrm>
+                    <a:prstGeom prst="rect">
+                      <a:avLst/>
+                    </a:prstGeom>
+                    <a:noFill/>
+                    <a:ln>
+                      <a:noFill/>
+                    </a:ln>
+                  </pic:spPr>
+                </pic:pic>
+              </a:graphicData>
+            </a:graphic>
+          </wp:anchor>
+        </w:drawing>
+      </w:r>
+      <w:r>
         <w:t xml:space="preserve">Estimation de v par trois </w:t>
       </w:r>
-      <w:proofErr w:type="spellStart"/>
-      <w:r>
-        <w:t>methodes</w:t>
-      </w:r>
-      <w:proofErr w:type="spellEnd"/>
+      <w:r>
+        <w:t>méthodes</w:t>
+      </w:r>
       <w:r>
         <w:t xml:space="preserve"> : valeur asymptotique, ajustement non </w:t>
       </w:r>
-      <w:proofErr w:type="spellStart"/>
-      <w:r>
-        <w:t>lineaire</w:t>
-      </w:r>
-      <w:proofErr w:type="spellEnd"/>
+      <w:r>
+        <w:t>linéaire</w:t>
+      </w:r>
       <w:r>
         <w:t xml:space="preserve"> du </w:t>
       </w:r>
-      <w:proofErr w:type="spellStart"/>
-      <w:r>
-        <w:t>modele</w:t>
-      </w:r>
-      <w:proofErr w:type="spellEnd"/>
-      <w:r>
-        <w:t>, formule (</w:t>
-      </w:r>
-      <w:proofErr w:type="spellStart"/>
-      <w:r>
-        <w:t>f_max</w:t>
-      </w:r>
-      <w:proofErr w:type="spellEnd"/>
-      <w:r>
-        <w:t xml:space="preserve"> - </w:t>
-      </w:r>
-      <w:proofErr w:type="spellStart"/>
-      <w:r>
-        <w:t>f_</w:t>
-      </w:r>
-      <w:proofErr w:type="gramStart"/>
-      <w:r>
-        <w:t>min</w:t>
-      </w:r>
-      <w:proofErr w:type="spellEnd"/>
-      <w:r>
-        <w:t>)/</w:t>
-      </w:r>
-      <w:proofErr w:type="gramEnd"/>
-      <w:r>
-        <w:t>(</w:t>
-      </w:r>
-      <w:proofErr w:type="spellStart"/>
-      <w:r>
-        <w:t>f_max</w:t>
-      </w:r>
-      <w:proofErr w:type="spellEnd"/>
-      <w:r>
-        <w:t xml:space="preserve"> + </w:t>
-      </w:r>
-      <w:proofErr w:type="spellStart"/>
-      <w:r>
-        <w:t>f_min</w:t>
-      </w:r>
-      <w:proofErr w:type="spellEnd"/>
-      <w:r>
-        <w:t>).</w:t>
+      <w:r>
+        <w:t>modèle</w:t>
+      </w:r>
+      <w:r>
+        <w:t>, formule</w:t>
+      </w:r>
+      <w:r>
+        <w:t xml:space="preserve"> : </w:t>
       </w:r>
     </w:p>
     <w:p>
@@ -2891,11 +2977,9 @@
       <w:r>
         <w:t xml:space="preserve">Trace des courbes et comparaison </w:t>
       </w:r>
-      <w:proofErr w:type="spellStart"/>
-      <w:r>
-        <w:t>modele</w:t>
-      </w:r>
-      <w:proofErr w:type="spellEnd"/>
+      <w:r>
+        <w:t>modèle</w:t>
+      </w:r>
       <w:r>
         <w:t xml:space="preserve"> / mesure.</w:t>
       </w:r>
@@ -2918,27 +3002,21 @@
       <w:r>
         <w:t xml:space="preserve">Le code complet est fourni dans le fichier objectif_1.m joint </w:t>
       </w:r>
-      <w:proofErr w:type="spellStart"/>
-      <w:r>
-        <w:t>a</w:t>
-      </w:r>
-      <w:proofErr w:type="spellEnd"/>
+      <w:r>
+        <w:t>à</w:t>
+      </w:r>
       <w:r>
         <w:t xml:space="preserve"> ce rapport. Il est structure en huit sections clairement </w:t>
       </w:r>
-      <w:proofErr w:type="spellStart"/>
-      <w:r>
-        <w:t>commentees</w:t>
-      </w:r>
-      <w:proofErr w:type="spellEnd"/>
+      <w:r>
+        <w:t>commentées</w:t>
+      </w:r>
       <w:r>
         <w:t xml:space="preserve">, reprenant les </w:t>
       </w:r>
-      <w:proofErr w:type="spellStart"/>
-      <w:r>
-        <w:t>etapes</w:t>
-      </w:r>
-      <w:proofErr w:type="spellEnd"/>
+      <w:r>
+        <w:t>étapes</w:t>
+      </w:r>
       <w:r>
         <w:t xml:space="preserve"> ci-dessus. Les principaux extraits sont :</w:t>
       </w:r>
@@ -3869,22 +3947,19 @@
       </w:pPr>
       <w:bookmarkStart w:id="7" w:name="_Toc228799080"/>
       <w:r>
+        <w:lastRenderedPageBreak/>
         <w:t xml:space="preserve">2.4. </w:t>
       </w:r>
-      <w:proofErr w:type="spellStart"/>
-      <w:r>
-        <w:t>Presentation</w:t>
-      </w:r>
-      <w:proofErr w:type="spellEnd"/>
+      <w:r>
+        <w:t>Présentation</w:t>
+      </w:r>
       <w:r>
         <w:t xml:space="preserve"> des </w:t>
       </w:r>
-      <w:proofErr w:type="spellStart"/>
-      <w:r>
-        <w:t>resultats</w:t>
-      </w:r>
       <w:bookmarkEnd w:id="7"/>
-      <w:proofErr w:type="spellEnd"/>
+      <w:r>
+        <w:t>résultats</w:t>
+      </w:r>
     </w:p>
     <w:p>
       <w:pPr>
@@ -3892,185 +3967,132 @@
         <w:jc w:val="both"/>
       </w:pPr>
       <w:r>
-        <w:lastRenderedPageBreak/>
         <w:t>Quatre figures sont produites : le spectrogramme du signal, l'</w:t>
       </w:r>
-      <w:proofErr w:type="spellStart"/>
-      <w:r>
-        <w:t>evolution</w:t>
-      </w:r>
-      <w:proofErr w:type="spellEnd"/>
+      <w:r>
+        <w:t>évolution</w:t>
+      </w:r>
       <w:r>
         <w:t xml:space="preserve"> de f(t), l'</w:t>
       </w:r>
-      <w:proofErr w:type="spellStart"/>
-      <w:r>
-        <w:t>evolution</w:t>
-      </w:r>
-      <w:proofErr w:type="spellEnd"/>
-      <w:r>
-        <w:t xml:space="preserve"> de </w:t>
-      </w:r>
-      <w:proofErr w:type="spellStart"/>
-      <w:r>
-        <w:t>v_r</w:t>
-      </w:r>
-      <w:proofErr w:type="spellEnd"/>
-      <w:r>
-        <w:t xml:space="preserve">(t), et la superposition </w:t>
-      </w:r>
-      <w:proofErr w:type="spellStart"/>
-      <w:r>
-        <w:t>modele</w:t>
-      </w:r>
-      <w:proofErr w:type="spellEnd"/>
-      <w:r>
-        <w:t xml:space="preserve">/mesure. Le spectrogramme fait clairement apparaitre la </w:t>
-      </w:r>
-      <w:proofErr w:type="spellStart"/>
-      <w:r>
-        <w:t>decroissance</w:t>
-      </w:r>
-      <w:proofErr w:type="spellEnd"/>
-      <w:r>
-        <w:t xml:space="preserve"> progressive de la </w:t>
-      </w:r>
-      <w:proofErr w:type="spellStart"/>
-      <w:r>
-        <w:t>frequence</w:t>
-      </w:r>
-      <w:proofErr w:type="spellEnd"/>
-      <w:r>
-        <w:t xml:space="preserve"> (de l'ordre de +200 Hz au </w:t>
-      </w:r>
-      <w:proofErr w:type="spellStart"/>
-      <w:r>
-        <w:t>debut</w:t>
-      </w:r>
-      <w:proofErr w:type="spellEnd"/>
-      <w:r>
-        <w:t xml:space="preserve"> a -200 Hz </w:t>
-      </w:r>
-      <w:proofErr w:type="spellStart"/>
-      <w:r>
-        <w:t>a</w:t>
-      </w:r>
-      <w:proofErr w:type="spellEnd"/>
-      <w:r>
-        <w:t xml:space="preserve"> la fin), avec un point d'inflexion situe en t = 5 s, </w:t>
-      </w:r>
-      <w:proofErr w:type="spellStart"/>
-      <w:r>
-        <w:t>conformement</w:t>
-      </w:r>
-      <w:proofErr w:type="spellEnd"/>
+      <w:r>
+        <w:t>évolution</w:t>
+      </w:r>
+      <w:r>
+        <w:t xml:space="preserve"> de</w:t>
+      </w:r>
+      <m:oMath>
+        <m:sSub>
+          <m:sSubPr>
+            <m:ctrlPr>
+              <w:rPr>
+                <w:rFonts w:ascii="Cambria Math" w:hAnsi="Cambria Math"/>
+                <w:i/>
+              </w:rPr>
+            </m:ctrlPr>
+          </m:sSubPr>
+          <m:e>
+            <m:r>
+              <w:rPr>
+                <w:rFonts w:ascii="Cambria Math" w:hAnsi="Cambria Math"/>
+              </w:rPr>
+              <m:t>v</m:t>
+            </m:r>
+          </m:e>
+          <m:sub>
+            <m:r>
+              <w:rPr>
+                <w:rFonts w:ascii="Cambria Math" w:hAnsi="Cambria Math"/>
+              </w:rPr>
+              <m:t>r</m:t>
+            </m:r>
+          </m:sub>
+        </m:sSub>
+        <m:r>
+          <w:rPr>
+            <w:rFonts w:ascii="Cambria Math" w:hAnsi="Cambria Math"/>
+          </w:rPr>
+          <m:t>(t)</m:t>
+        </m:r>
+      </m:oMath>
+      <w:r>
+        <w:t xml:space="preserve">, et la superposition modele/mesure. Le spectrogramme fait clairement apparaitre la decroissance progressive de la frequence (de l'ordre de +200 Hz au debut a -200 Hz a la fin), avec un point d'inflexion situe en t = 5 s, conformement a la theorie. La courbe </w:t>
+      </w:r>
+      <m:oMath>
+        <m:sSub>
+          <m:sSubPr>
+            <m:ctrlPr>
+              <w:rPr>
+                <w:rFonts w:ascii="Cambria Math" w:hAnsi="Cambria Math"/>
+                <w:i/>
+              </w:rPr>
+            </m:ctrlPr>
+          </m:sSubPr>
+          <m:e>
+            <m:r>
+              <w:rPr>
+                <w:rFonts w:ascii="Cambria Math" w:hAnsi="Cambria Math"/>
+              </w:rPr>
+              <m:t>v</m:t>
+            </m:r>
+          </m:e>
+          <m:sub>
+            <m:r>
+              <w:rPr>
+                <w:rFonts w:ascii="Cambria Math" w:hAnsi="Cambria Math"/>
+              </w:rPr>
+              <m:t>r</m:t>
+            </m:r>
+          </m:sub>
+        </m:sSub>
+        <m:r>
+          <w:rPr>
+            <w:rFonts w:ascii="Cambria Math" w:hAnsi="Cambria Math"/>
+          </w:rPr>
+          <m:t>(t)</m:t>
+        </m:r>
+      </m:oMath>
       <w:r>
         <w:t xml:space="preserve"> </w:t>
       </w:r>
-      <w:proofErr w:type="spellStart"/>
-      <w:r>
-        <w:t>a</w:t>
-      </w:r>
-      <w:proofErr w:type="spellEnd"/>
-      <w:r>
-        <w:t xml:space="preserve"> la </w:t>
-      </w:r>
-      <w:proofErr w:type="spellStart"/>
-      <w:r>
-        <w:t>theorie</w:t>
-      </w:r>
-      <w:proofErr w:type="spellEnd"/>
-      <w:r>
-        <w:t xml:space="preserve">. La courbe </w:t>
-      </w:r>
-      <w:proofErr w:type="spellStart"/>
-      <w:r>
-        <w:t>v_r</w:t>
-      </w:r>
-      <w:proofErr w:type="spellEnd"/>
-      <w:r>
-        <w:t xml:space="preserve">(t) est </w:t>
-      </w:r>
-      <w:proofErr w:type="spellStart"/>
-      <w:r>
-        <w:t>antisymetrique</w:t>
-      </w:r>
-      <w:proofErr w:type="spellEnd"/>
+      <w:r>
+        <w:t xml:space="preserve">est </w:t>
+      </w:r>
+      <w:r>
+        <w:t>antisymétrique</w:t>
+      </w:r>
       <w:r>
         <w:t xml:space="preserve"> par rapport </w:t>
       </w:r>
-      <w:proofErr w:type="spellStart"/>
-      <w:r>
-        <w:t>a</w:t>
-      </w:r>
-      <w:proofErr w:type="spellEnd"/>
-      <w:r>
-        <w:t xml:space="preserve"> t1 = 5 s et tend vers +/- v aux </w:t>
-      </w:r>
-      <w:proofErr w:type="spellStart"/>
-      <w:r>
-        <w:t>extremites</w:t>
-      </w:r>
-      <w:proofErr w:type="spellEnd"/>
-      <w:r>
-        <w:t xml:space="preserve"> de l'enregistrement. L'ajustement du </w:t>
-      </w:r>
-      <w:proofErr w:type="spellStart"/>
-      <w:r>
-        <w:t>modele</w:t>
-      </w:r>
-      <w:proofErr w:type="spellEnd"/>
-      <w:r>
-        <w:t xml:space="preserve"> est </w:t>
-      </w:r>
-      <w:proofErr w:type="spellStart"/>
-      <w:r>
-        <w:t>tres</w:t>
-      </w:r>
-      <w:proofErr w:type="spellEnd"/>
-      <w:r>
-        <w:t xml:space="preserve"> satisfaisant : le </w:t>
-      </w:r>
-      <w:proofErr w:type="spellStart"/>
-      <w:r>
-        <w:t>residu</w:t>
-      </w:r>
-      <w:proofErr w:type="spellEnd"/>
-      <w:r>
-        <w:t xml:space="preserve"> est faible et </w:t>
-      </w:r>
-      <w:proofErr w:type="spellStart"/>
-      <w:r>
-        <w:t>homogene</w:t>
-      </w:r>
-      <w:proofErr w:type="spellEnd"/>
-      <w:r>
-        <w:t xml:space="preserve"> sur tout l'intervalle. La vit</w:t>
-      </w:r>
-      <w:r>
-        <w:t xml:space="preserve">esse moyenne </w:t>
-      </w:r>
-      <w:proofErr w:type="spellStart"/>
-      <w:r>
-        <w:t>estimee</w:t>
-      </w:r>
-      <w:proofErr w:type="spellEnd"/>
-      <w:r>
-        <w:t xml:space="preserve"> est de l'ordre de 30 m/s, soit environ 108 km/h (les valeurs exactes </w:t>
-      </w:r>
-      <w:proofErr w:type="spellStart"/>
-      <w:r>
-        <w:t>dependent</w:t>
-      </w:r>
-      <w:proofErr w:type="spellEnd"/>
+      <w:r>
+        <w:t>à</w:t>
+      </w:r>
+      <w:r>
+        <w:t xml:space="preserve"> t1 = 5 s et tend vers</w:t>
+      </w:r>
+      <w:r>
+        <w:t xml:space="preserve"> </w:t>
+      </w:r>
+      <m:oMath>
+        <m:r>
+          <w:rPr>
+            <w:rFonts w:ascii="Cambria Math" w:hAnsi="Cambria Math"/>
+          </w:rPr>
+          <m:t>±v</m:t>
+        </m:r>
+      </m:oMath>
+      <w:r>
+        <w:t xml:space="preserve"> aux extremites de l'enregistrement. L'ajustement du modele est tres satisfaisant : le residu est faible et homogene sur tout l'intervalle. La vitesse moyenne estimee est de l'ordre de 30 m/s, soit environ 108 km/h (les valeurs exactes </w:t>
+      </w:r>
+      <w:r>
+        <w:t>dépendent</w:t>
+      </w:r>
       <w:r>
         <w:t xml:space="preserve"> du fichier </w:t>
       </w:r>
-      <w:proofErr w:type="spellStart"/>
-      <w:r>
-        <w:t>reel</w:t>
-      </w:r>
-      <w:proofErr w:type="spellEnd"/>
+      <w:r>
+        <w:t>réel</w:t>
+      </w:r>
       <w:r>
         <w:t>).</w:t>
       </w:r>
@@ -4083,12 +4105,10 @@
       <w:r>
         <w:t xml:space="preserve">2.5. Critique des </w:t>
       </w:r>
-      <w:proofErr w:type="spellStart"/>
-      <w:r>
-        <w:t>resultats</w:t>
-      </w:r>
       <w:bookmarkEnd w:id="8"/>
-      <w:proofErr w:type="spellEnd"/>
+      <w:r>
+        <w:t>résultats</w:t>
+      </w:r>
     </w:p>
     <w:p>
       <w:pPr>
@@ -4102,91 +4122,71 @@
       <w:r>
         <w:t xml:space="preserve">La </w:t>
       </w:r>
+      <w:r>
+        <w:t>résolution</w:t>
+      </w:r>
+      <w:r>
+        <w:t xml:space="preserve"> </w:t>
+      </w:r>
+      <w:r>
+        <w:t>fréquentielle</w:t>
+      </w:r>
+      <w:r>
+        <w:t xml:space="preserve"> de la FFT est </w:t>
+      </w:r>
+      <w:r>
+        <w:t>limitée</w:t>
+      </w:r>
+      <w:r>
+        <w:t xml:space="preserve"> par la </w:t>
+      </w:r>
+      <w:r>
+        <w:t>durée</w:t>
+      </w:r>
+      <w:r>
+        <w:t xml:space="preserve"> de la </w:t>
+      </w:r>
+      <w:r>
+        <w:t>fenêtre</w:t>
+      </w:r>
+      <w:r>
+        <w:t xml:space="preserve"> ; un compromis temps/</w:t>
+      </w:r>
+      <w:r>
+        <w:t>fréquence</w:t>
+      </w:r>
+      <w:r>
+        <w:t xml:space="preserve"> est </w:t>
+      </w:r>
+      <w:r>
+        <w:t>inévitable</w:t>
+      </w:r>
+      <w:r>
+        <w:t xml:space="preserve">. Le </w:t>
+      </w:r>
       <w:proofErr w:type="spellStart"/>
       <w:r>
-        <w:t>resolution</w:t>
+        <w:t>zero-padding</w:t>
       </w:r>
       <w:proofErr w:type="spellEnd"/>
       <w:r>
         <w:t xml:space="preserve"> </w:t>
       </w:r>
-      <w:proofErr w:type="spellStart"/>
-      <w:r>
-        <w:t>frequentielle</w:t>
-      </w:r>
-      <w:proofErr w:type="spellEnd"/>
-      <w:r>
-        <w:t xml:space="preserve"> de la FFT est </w:t>
-      </w:r>
-      <w:proofErr w:type="spellStart"/>
-      <w:r>
-        <w:t>limitee</w:t>
-      </w:r>
-      <w:proofErr w:type="spellEnd"/>
-      <w:r>
-        <w:t xml:space="preserve"> par la </w:t>
-      </w:r>
-      <w:proofErr w:type="spellStart"/>
-      <w:r>
-        <w:t>duree</w:t>
-      </w:r>
-      <w:proofErr w:type="spellEnd"/>
-      <w:r>
-        <w:t xml:space="preserve"> de la </w:t>
-      </w:r>
-      <w:proofErr w:type="spellStart"/>
-      <w:r>
-        <w:t>fenetre</w:t>
-      </w:r>
-      <w:proofErr w:type="spellEnd"/>
-      <w:r>
-        <w:t xml:space="preserve"> ; un compromis temps/</w:t>
-      </w:r>
-      <w:proofErr w:type="spellStart"/>
-      <w:r>
-        <w:t>frequence</w:t>
-      </w:r>
-      <w:proofErr w:type="spellEnd"/>
-      <w:r>
-        <w:t xml:space="preserve"> est </w:t>
-      </w:r>
-      <w:proofErr w:type="spellStart"/>
-      <w:r>
-        <w:t>inevitable</w:t>
-      </w:r>
-      <w:proofErr w:type="spellEnd"/>
-      <w:r>
-        <w:t xml:space="preserve">. Le </w:t>
-      </w:r>
-      <w:proofErr w:type="spellStart"/>
-      <w:r>
-        <w:t>zero-padding</w:t>
-      </w:r>
-      <w:proofErr w:type="spellEnd"/>
+      <w:r>
+        <w:t>améliore</w:t>
+      </w:r>
+      <w:r>
+        <w:t xml:space="preserve"> la lecture du pic mais pas la </w:t>
+      </w:r>
+      <w:r>
+        <w:t>résolution</w:t>
+      </w:r>
       <w:r>
         <w:t xml:space="preserve"> </w:t>
       </w:r>
-      <w:proofErr w:type="spellStart"/>
-      <w:r>
-        <w:t>ameliore</w:t>
-      </w:r>
-      <w:proofErr w:type="spellEnd"/>
-      <w:r>
-        <w:t xml:space="preserve"> la lecture du pic mais pas la </w:t>
-      </w:r>
-      <w:proofErr w:type="spellStart"/>
-      <w:r>
-        <w:t>resolution</w:t>
-      </w:r>
-      <w:proofErr w:type="spellEnd"/>
-      <w:r>
-        <w:t xml:space="preserve"> </w:t>
-      </w:r>
-      <w:proofErr w:type="spellStart"/>
-      <w:r>
-        <w:t>intrinseque</w:t>
-      </w:r>
-      <w:proofErr w:type="spellEnd"/>
+      <w:r>
+        <w:t>intrinsèque</w:t>
+      </w:r>
       <w:r>
         <w:t>.</w:t>
       </w:r>
@@ -4203,67 +4203,70 @@
       <w:r>
         <w:t xml:space="preserve">Au voisinage du passage perpendiculaire (t ~ t1), la </w:t>
       </w:r>
-      <w:proofErr w:type="spellStart"/>
-      <w:r>
-        <w:t>derivee</w:t>
-      </w:r>
-      <w:proofErr w:type="spellEnd"/>
+      <w:r>
+        <w:t>dérivée</w:t>
+      </w:r>
       <w:r>
         <w:t xml:space="preserve"> </w:t>
       </w:r>
-      <w:proofErr w:type="spellStart"/>
-      <w:r>
-        <w:t>df</w:t>
-      </w:r>
-      <w:proofErr w:type="spellEnd"/>
-      <w:r>
-        <w:t>/</w:t>
-      </w:r>
-      <w:proofErr w:type="spellStart"/>
-      <w:r>
-        <w:t>dt</w:t>
-      </w:r>
-      <w:proofErr w:type="spellEnd"/>
+      <m:oMath>
+        <m:f>
+          <m:fPr>
+            <m:ctrlPr>
+              <w:rPr>
+                <w:rFonts w:ascii="Cambria Math" w:hAnsi="Cambria Math"/>
+                <w:i/>
+              </w:rPr>
+            </m:ctrlPr>
+          </m:fPr>
+          <m:num>
+            <m:r>
+              <w:rPr>
+                <w:rFonts w:ascii="Cambria Math" w:hAnsi="Cambria Math"/>
+              </w:rPr>
+              <m:t>df</m:t>
+            </m:r>
+          </m:num>
+          <m:den>
+            <m:r>
+              <w:rPr>
+                <w:rFonts w:ascii="Cambria Math" w:hAnsi="Cambria Math"/>
+              </w:rPr>
+              <m:t>dt</m:t>
+            </m:r>
+          </m:den>
+        </m:f>
+      </m:oMath>
       <w:r>
         <w:t xml:space="preserve"> est </w:t>
       </w:r>
-      <w:proofErr w:type="spellStart"/>
-      <w:r>
-        <w:t>tres</w:t>
-      </w:r>
-      <w:proofErr w:type="spellEnd"/>
+      <w:r>
+        <w:t>très</w:t>
+      </w:r>
       <w:r>
         <w:t xml:space="preserve"> </w:t>
       </w:r>
-      <w:proofErr w:type="spellStart"/>
-      <w:r>
-        <w:t>elevee</w:t>
-      </w:r>
-      <w:proofErr w:type="spellEnd"/>
+      <w:r>
+        <w:t>élevée</w:t>
+      </w:r>
       <w:r>
         <w:t xml:space="preserve"> : la mesure devient sensible </w:t>
       </w:r>
-      <w:proofErr w:type="spellStart"/>
-      <w:r>
-        <w:t>a</w:t>
-      </w:r>
-      <w:proofErr w:type="spellEnd"/>
+      <w:r>
+        <w:t>à</w:t>
+      </w:r>
       <w:r>
         <w:t xml:space="preserve"> la </w:t>
       </w:r>
-      <w:proofErr w:type="spellStart"/>
-      <w:r>
-        <w:t>duree</w:t>
-      </w:r>
-      <w:proofErr w:type="spellEnd"/>
+      <w:r>
+        <w:t>durée</w:t>
+      </w:r>
       <w:r>
         <w:t xml:space="preserve"> de la </w:t>
       </w:r>
-      <w:proofErr w:type="spellStart"/>
-      <w:r>
-        <w:t>fenetre</w:t>
-      </w:r>
-      <w:proofErr w:type="spellEnd"/>
+      <w:r>
+        <w:t>fenêtre</w:t>
+      </w:r>
       <w:r>
         <w:t>.</w:t>
       </w:r>
@@ -4280,27 +4283,21 @@
       <w:r>
         <w:t xml:space="preserve">Le </w:t>
       </w:r>
-      <w:proofErr w:type="spellStart"/>
-      <w:r>
-        <w:t>modele</w:t>
-      </w:r>
-      <w:proofErr w:type="spellEnd"/>
+      <w:r>
+        <w:t>modèle</w:t>
+      </w:r>
       <w:r>
         <w:t xml:space="preserve"> suppose une distance d et un instant t1 connus avec </w:t>
       </w:r>
-      <w:proofErr w:type="spellStart"/>
-      <w:r>
-        <w:t>precision</w:t>
-      </w:r>
-      <w:proofErr w:type="spellEnd"/>
+      <w:r>
+        <w:t>précision</w:t>
+      </w:r>
       <w:r>
         <w:t xml:space="preserve">. Une erreur sur d se </w:t>
       </w:r>
-      <w:proofErr w:type="spellStart"/>
-      <w:r>
-        <w:t>repercute</w:t>
-      </w:r>
-      <w:proofErr w:type="spellEnd"/>
+      <w:r>
+        <w:t>répercute</w:t>
+      </w:r>
       <w:r>
         <w:t xml:space="preserve"> sur l'estimation de v.</w:t>
       </w:r>
@@ -4317,27 +4314,21 @@
       <w:r>
         <w:t xml:space="preserve">L'AGC du </w:t>
       </w:r>
-      <w:proofErr w:type="spellStart"/>
-      <w:r>
-        <w:t>systeme</w:t>
-      </w:r>
-      <w:proofErr w:type="spellEnd"/>
+      <w:r>
+        <w:t>système</w:t>
+      </w:r>
       <w:r>
         <w:t xml:space="preserve"> d'enregistrement </w:t>
       </w:r>
-      <w:proofErr w:type="spellStart"/>
-      <w:r>
-        <w:t>enleve</w:t>
-      </w:r>
-      <w:proofErr w:type="spellEnd"/>
-      <w:r>
-        <w:t xml:space="preserve"> toute information d'amplitude utile (rayonnement </w:t>
-      </w:r>
-      <w:proofErr w:type="spellStart"/>
-      <w:r>
-        <w:t>decroissant</w:t>
-      </w:r>
-      <w:proofErr w:type="spellEnd"/>
+      <w:r>
+        <w:t xml:space="preserve">enlève </w:t>
+      </w:r>
+      <w:r>
+        <w:t xml:space="preserve">toute information d'amplitude utile (rayonnement </w:t>
+      </w:r>
+      <w:r>
+        <w:t>décroissant</w:t>
+      </w:r>
       <w:r>
         <w:t xml:space="preserve"> en 1/r).</w:t>
       </w:r>
@@ -4356,11 +4347,9 @@
         <w:lastRenderedPageBreak/>
         <w:t>3. Objectif 2 (</w:t>
       </w:r>
-      <w:proofErr w:type="spellStart"/>
-      <w:r>
-        <w:t>Seance</w:t>
-      </w:r>
-      <w:proofErr w:type="spellEnd"/>
+      <w:r>
+        <w:t>Séance</w:t>
+      </w:r>
       <w:r>
         <w:t xml:space="preserve"> 3 et 4)</w:t>
       </w:r>
@@ -4374,43 +4363,53 @@
       <w:r>
         <w:t xml:space="preserve">Le fichier son_2.wav a </w:t>
       </w:r>
-      <w:proofErr w:type="spellStart"/>
-      <w:r>
-        <w:t>ete</w:t>
-      </w:r>
-      <w:proofErr w:type="spellEnd"/>
-      <w:r>
-        <w:t xml:space="preserve"> enregistre dans les </w:t>
-      </w:r>
-      <w:proofErr w:type="spellStart"/>
-      <w:r>
-        <w:t>memes</w:t>
-      </w:r>
-      <w:proofErr w:type="spellEnd"/>
-      <w:r>
-        <w:t xml:space="preserve"> conditions que son_1.wav, mais un autre </w:t>
-      </w:r>
-      <w:proofErr w:type="spellStart"/>
-      <w:r>
-        <w:t>etudiant</w:t>
-      </w:r>
-      <w:proofErr w:type="spellEnd"/>
-      <w:r>
-        <w:t xml:space="preserve"> diffuse de la musique a fort volume a </w:t>
-      </w:r>
-      <w:proofErr w:type="spellStart"/>
-      <w:r>
-        <w:t>proximite</w:t>
-      </w:r>
-      <w:proofErr w:type="spellEnd"/>
+      <w:r>
+        <w:t>été</w:t>
+      </w:r>
+      <w:r>
+        <w:t xml:space="preserve"> </w:t>
+      </w:r>
+      <w:r>
+        <w:t>enregistré</w:t>
+      </w:r>
+      <w:r>
+        <w:t xml:space="preserve"> dans les </w:t>
+      </w:r>
+      <w:r>
+        <w:t>mêmes</w:t>
+      </w:r>
+      <w:r>
+        <w:t xml:space="preserve"> conditions que son_1.wav, mais </w:t>
+      </w:r>
+      <w:proofErr w:type="gramStart"/>
+      <w:r>
+        <w:t xml:space="preserve">un autre </w:t>
+      </w:r>
+      <w:r>
+        <w:t>étudiant</w:t>
+      </w:r>
+      <w:r>
+        <w:t xml:space="preserve"> diffuse</w:t>
+      </w:r>
+      <w:proofErr w:type="gramEnd"/>
+      <w:r>
+        <w:t xml:space="preserve"> de la musique a fort volume </w:t>
+      </w:r>
+      <w:r>
+        <w:t>à</w:t>
+      </w:r>
+      <w:r>
+        <w:t xml:space="preserve"> </w:t>
+      </w:r>
+      <w:r>
+        <w:t>proximité</w:t>
+      </w:r>
       <w:r>
         <w:t xml:space="preserve">. Le spectrogramme brut fait apparaitre un fond spectral large bande (musique) qui masque par endroits la raie </w:t>
       </w:r>
-      <w:proofErr w:type="spellStart"/>
-      <w:r>
-        <w:t>a</w:t>
-      </w:r>
-      <w:proofErr w:type="spellEnd"/>
+      <w:r>
+        <w:t>à</w:t>
+      </w:r>
       <w:r>
         <w:t xml:space="preserve"> 4 kHz. Il faut donc filtrer le signal avant de reprendre la chaine de traitement de l'objectif 1.</w:t>
       </w:r>
@@ -4423,11 +4422,9 @@
       <w:r>
         <w:t xml:space="preserve">3.1. </w:t>
       </w:r>
-      <w:proofErr w:type="spellStart"/>
-      <w:r>
-        <w:t>Definir</w:t>
-      </w:r>
-      <w:proofErr w:type="spellEnd"/>
+      <w:r>
+        <w:t>Définir</w:t>
+      </w:r>
       <w:r>
         <w:t xml:space="preserve"> les outils de traitement du signal </w:t>
       </w:r>
@@ -4462,11 +4459,9 @@
       <w:r>
         <w:t xml:space="preserve">centre autour de f0, sa largeur est </w:t>
       </w:r>
-      <w:proofErr w:type="spellStart"/>
-      <w:r>
-        <w:t>dimensionnee</w:t>
-      </w:r>
-      <w:proofErr w:type="spellEnd"/>
+      <w:r>
+        <w:t>dimensionnée</w:t>
+      </w:r>
       <w:r>
         <w:t xml:space="preserve"> pour englober toute la plage Doppler attendue (typiquement +/- 500 Hz pour des vitesses &lt; 50 m/s).</w:t>
       </w:r>
@@ -4503,19 +4498,15 @@
         </w:rPr>
         <w:t xml:space="preserve">) : </w:t>
       </w:r>
-      <w:proofErr w:type="spellStart"/>
-      <w:r>
-        <w:t>evite</w:t>
-      </w:r>
-      <w:proofErr w:type="spellEnd"/>
+      <w:r>
+        <w:t>évite</w:t>
+      </w:r>
       <w:r>
         <w:t xml:space="preserve"> tout </w:t>
       </w:r>
-      <w:proofErr w:type="spellStart"/>
-      <w:r>
-        <w:t>decalage</w:t>
-      </w:r>
-      <w:proofErr w:type="spellEnd"/>
+      <w:r>
+        <w:t>décalage</w:t>
+      </w:r>
       <w:r>
         <w:t xml:space="preserve"> temporel parasite qui fausserait la lecture de t1.</w:t>
       </w:r>
@@ -4539,11 +4530,9 @@
       <w:r>
         <w:t xml:space="preserve">STFT, recherche de pic, interpolation parabolique, ajustement de </w:t>
       </w:r>
-      <w:proofErr w:type="spellStart"/>
-      <w:r>
-        <w:t>modele</w:t>
-      </w:r>
-      <w:proofErr w:type="spellEnd"/>
+      <w:r>
+        <w:t>modèle</w:t>
+      </w:r>
       <w:r>
         <w:t>.</w:t>
       </w:r>
@@ -4564,15 +4553,13 @@
         </w:rPr>
         <w:t>Spectrogramme avant/</w:t>
       </w:r>
-      <w:proofErr w:type="spellStart"/>
       <w:r>
         <w:rPr>
           <w:b/>
           <w:bCs/>
         </w:rPr>
-        <w:t>apres</w:t>
-      </w:r>
-      <w:proofErr w:type="spellEnd"/>
+        <w:t>après</w:t>
+      </w:r>
       <w:r>
         <w:rPr>
           <w:b/>
@@ -4580,19 +4567,15 @@
         </w:rPr>
         <w:t xml:space="preserve"> : </w:t>
       </w:r>
-      <w:proofErr w:type="spellStart"/>
-      <w:r>
-        <w:t>controle</w:t>
-      </w:r>
-      <w:proofErr w:type="spellEnd"/>
+      <w:r>
+        <w:t>contrôle</w:t>
+      </w:r>
       <w:r>
         <w:t xml:space="preserve"> visuel de l'</w:t>
       </w:r>
-      <w:proofErr w:type="spellStart"/>
-      <w:r>
-        <w:t>efficacite</w:t>
-      </w:r>
-      <w:proofErr w:type="spellEnd"/>
+      <w:r>
+        <w:t>efficacité</w:t>
+      </w:r>
       <w:r>
         <w:t xml:space="preserve"> du filtrage.</w:t>
       </w:r>
@@ -4632,19 +4615,66 @@
       <w:r>
         <w:t>Choix de la bande utile [</w:t>
       </w:r>
-      <w:proofErr w:type="spellStart"/>
-      <w:r>
-        <w:t>fLow</w:t>
-      </w:r>
-      <w:proofErr w:type="spellEnd"/>
-      <w:r>
-        <w:t xml:space="preserve"> ; </w:t>
-      </w:r>
-      <w:proofErr w:type="spellStart"/>
-      <w:r>
-        <w:t>fHigh</w:t>
-      </w:r>
-      <w:proofErr w:type="spellEnd"/>
+      <m:oMath>
+        <m:sSub>
+          <m:sSubPr>
+            <m:ctrlPr>
+              <w:rPr>
+                <w:rFonts w:ascii="Cambria Math" w:hAnsi="Cambria Math"/>
+                <w:i/>
+              </w:rPr>
+            </m:ctrlPr>
+          </m:sSubPr>
+          <m:e>
+            <m:r>
+              <w:rPr>
+                <w:rFonts w:ascii="Cambria Math" w:hAnsi="Cambria Math"/>
+              </w:rPr>
+              <m:t>f</m:t>
+            </m:r>
+          </m:e>
+          <m:sub>
+            <m:r>
+              <w:rPr>
+                <w:rFonts w:ascii="Cambria Math" w:hAnsi="Cambria Math"/>
+              </w:rPr>
+              <m:t>low</m:t>
+            </m:r>
+          </m:sub>
+        </m:sSub>
+        <m:r>
+          <w:rPr>
+            <w:rFonts w:ascii="Cambria Math" w:hAnsi="Cambria Math"/>
+          </w:rPr>
+          <m:t>;</m:t>
+        </m:r>
+        <m:sSub>
+          <m:sSubPr>
+            <m:ctrlPr>
+              <w:rPr>
+                <w:rFonts w:ascii="Cambria Math" w:hAnsi="Cambria Math"/>
+                <w:i/>
+              </w:rPr>
+            </m:ctrlPr>
+          </m:sSubPr>
+          <m:e>
+            <m:r>
+              <w:rPr>
+                <w:rFonts w:ascii="Cambria Math" w:hAnsi="Cambria Math"/>
+              </w:rPr>
+              <m:t>f</m:t>
+            </m:r>
+          </m:e>
+          <m:sub>
+            <m:r>
+              <w:rPr>
+                <w:rFonts w:ascii="Cambria Math" w:hAnsi="Cambria Math"/>
+              </w:rPr>
+              <m:t>high</m:t>
+            </m:r>
+          </m:sub>
+        </m:sSub>
+      </m:oMath>
       <w:r>
         <w:t>] en encadrant largement f0 = 4 kHz.</w:t>
       </w:r>
@@ -4706,29 +4736,63 @@
         <w:spacing w:after="60"/>
       </w:pPr>
       <w:r>
-        <w:t xml:space="preserve">Calcul de </w:t>
-      </w:r>
-      <w:proofErr w:type="spellStart"/>
-      <w:r>
-        <w:t>v_r</w:t>
-      </w:r>
-      <w:proofErr w:type="spellEnd"/>
-      <w:r>
-        <w:t xml:space="preserve">(t) puis estimation de v par les trois </w:t>
-      </w:r>
-      <w:proofErr w:type="spellStart"/>
-      <w:r>
-        <w:t>methodes</w:t>
-      </w:r>
-      <w:proofErr w:type="spellEnd"/>
+        <w:t>Calcul de</w:t>
+      </w:r>
       <w:r>
         <w:t xml:space="preserve"> </w:t>
       </w:r>
-      <w:proofErr w:type="spellStart"/>
-      <w:r>
-        <w:t>precedentes</w:t>
-      </w:r>
-      <w:proofErr w:type="spellEnd"/>
+      <m:oMath>
+        <m:sSub>
+          <m:sSubPr>
+            <m:ctrlPr>
+              <w:rPr>
+                <w:rFonts w:ascii="Cambria Math" w:hAnsi="Cambria Math"/>
+                <w:i/>
+              </w:rPr>
+            </m:ctrlPr>
+          </m:sSubPr>
+          <m:e>
+            <m:r>
+              <w:rPr>
+                <w:rFonts w:ascii="Cambria Math" w:hAnsi="Cambria Math"/>
+              </w:rPr>
+              <m:t>v</m:t>
+            </m:r>
+          </m:e>
+          <m:sub>
+            <m:r>
+              <w:rPr>
+                <w:rFonts w:ascii="Cambria Math" w:hAnsi="Cambria Math"/>
+              </w:rPr>
+              <m:t>r</m:t>
+            </m:r>
+          </m:sub>
+        </m:sSub>
+        <m:r>
+          <w:rPr>
+            <w:rFonts w:ascii="Cambria Math" w:hAnsi="Cambria Math"/>
+          </w:rPr>
+          <m:t>(t)</m:t>
+        </m:r>
+      </m:oMath>
+      <w:r>
+        <w:t xml:space="preserve"> </w:t>
+      </w:r>
+      <w:r>
+        <w:t xml:space="preserve"> </w:t>
+      </w:r>
+      <w:r>
+        <w:t xml:space="preserve">puis estimation de v par les trois </w:t>
+      </w:r>
+      <w:r>
+        <w:t>méthodes</w:t>
+      </w:r>
+      <w:r>
+        <w:t xml:space="preserve"> </w:t>
+      </w:r>
+      <w:r>
+        <w:t>précédentes</w:t>
+      </w:r>
       <w:r>
         <w:t>.</w:t>
       </w:r>
@@ -4745,11 +4809,9 @@
       <w:r>
         <w:t xml:space="preserve">Trace et comparaison </w:t>
       </w:r>
-      <w:proofErr w:type="spellStart"/>
-      <w:r>
-        <w:t>modele</w:t>
-      </w:r>
-      <w:proofErr w:type="spellEnd"/>
+      <w:r>
+        <w:t>modèle</w:t>
+      </w:r>
       <w:r>
         <w:t xml:space="preserve"> / mesure.</w:t>
       </w:r>
@@ -5135,20 +5197,16 @@
       <w:r>
         <w:t xml:space="preserve">3.4. </w:t>
       </w:r>
-      <w:proofErr w:type="spellStart"/>
-      <w:r>
-        <w:t>Presentation</w:t>
-      </w:r>
-      <w:proofErr w:type="spellEnd"/>
+      <w:r>
+        <w:t>Présentation</w:t>
+      </w:r>
       <w:r>
         <w:t xml:space="preserve"> des </w:t>
       </w:r>
-      <w:proofErr w:type="spellStart"/>
-      <w:r>
-        <w:t>resultats</w:t>
-      </w:r>
       <w:bookmarkEnd w:id="13"/>
-      <w:proofErr w:type="spellEnd"/>
+      <w:r>
+        <w:t>résultats</w:t>
+      </w:r>
     </w:p>
     <w:p>
       <w:pPr>
@@ -5158,83 +5216,63 @@
       <w:r>
         <w:t xml:space="preserve">Les spectrogrammes avant et </w:t>
       </w:r>
-      <w:proofErr w:type="spellStart"/>
-      <w:r>
-        <w:t>apres</w:t>
-      </w:r>
-      <w:proofErr w:type="spellEnd"/>
+      <w:r>
+        <w:t>après</w:t>
+      </w:r>
       <w:r>
         <w:t xml:space="preserve"> filtrage montrent l'</w:t>
       </w:r>
-      <w:proofErr w:type="spellStart"/>
-      <w:r>
-        <w:t>efficacite</w:t>
-      </w:r>
-      <w:proofErr w:type="spellEnd"/>
+      <w:r>
+        <w:t>efficacité</w:t>
+      </w:r>
       <w:r>
         <w:t xml:space="preserve"> du passe-bande : </w:t>
       </w:r>
-      <w:proofErr w:type="spellStart"/>
-      <w:r>
-        <w:t>l'energie</w:t>
-      </w:r>
-      <w:proofErr w:type="spellEnd"/>
+      <w:r>
+        <w:t>l’Energie</w:t>
+      </w:r>
       <w:r>
         <w:t xml:space="preserve"> de la musique en dehors de la bande [3,5 ; 4,5] kHz est </w:t>
       </w:r>
-      <w:proofErr w:type="spellStart"/>
-      <w:r>
-        <w:t>attenuee</w:t>
-      </w:r>
-      <w:proofErr w:type="spellEnd"/>
+      <w:r>
+        <w:t>atténuée</w:t>
+      </w:r>
       <w:r>
         <w:t xml:space="preserve"> de plusieurs dizaines de dB, et la raie Doppler redevient lisible. L'</w:t>
       </w:r>
-      <w:proofErr w:type="spellStart"/>
-      <w:r>
-        <w:t>evolution</w:t>
-      </w:r>
-      <w:proofErr w:type="spellEnd"/>
+      <w:r>
+        <w:t>évolution</w:t>
+      </w:r>
       <w:r>
         <w:t xml:space="preserve"> f(t) </w:t>
       </w:r>
-      <w:proofErr w:type="spellStart"/>
-      <w:r>
-        <w:t>filtree</w:t>
-      </w:r>
-      <w:proofErr w:type="spellEnd"/>
+      <w:r>
+        <w:t>filtrée</w:t>
+      </w:r>
       <w:r>
         <w:t xml:space="preserve"> est alors comparable </w:t>
       </w:r>
-      <w:proofErr w:type="spellStart"/>
-      <w:r>
-        <w:t>a</w:t>
-      </w:r>
-      <w:proofErr w:type="spellEnd"/>
+      <w:r>
+        <w:t>à</w:t>
+      </w:r>
       <w:r>
         <w:t xml:space="preserve"> celle de l'objectif 1, avec une dispersion ponctuelle plus grande (</w:t>
       </w:r>
-      <w:proofErr w:type="spellStart"/>
-      <w:r>
-        <w:t>residus</w:t>
-      </w:r>
-      <w:proofErr w:type="spellEnd"/>
+      <w:r>
+        <w:t>résidus</w:t>
+      </w:r>
       <w:r>
         <w:t xml:space="preserve"> de musique tombant dans la bande). La vitesse </w:t>
       </w:r>
-      <w:proofErr w:type="spellStart"/>
-      <w:r>
-        <w:t>estimee</w:t>
-      </w:r>
-      <w:proofErr w:type="spellEnd"/>
+      <w:r>
+        <w:t>estimée</w:t>
+      </w:r>
       <w:r>
         <w:t xml:space="preserve"> reste </w:t>
       </w:r>
-      <w:proofErr w:type="spellStart"/>
-      <w:r>
-        <w:t>tres</w:t>
-      </w:r>
-      <w:proofErr w:type="spellEnd"/>
+      <w:r>
+        <w:t>très</w:t>
+      </w:r>
       <w:r>
         <w:t xml:space="preserve"> proche de celle obtenue avec son_1.wav, ce qui valide la robustesse de la chaine de traitement.</w:t>
       </w:r>
@@ -5247,12 +5285,10 @@
       <w:r>
         <w:t xml:space="preserve">3.5. Critique des </w:t>
       </w:r>
-      <w:proofErr w:type="spellStart"/>
-      <w:r>
-        <w:t>resultats</w:t>
-      </w:r>
       <w:bookmarkEnd w:id="14"/>
-      <w:proofErr w:type="spellEnd"/>
+      <w:r>
+        <w:t>résultats</w:t>
+      </w:r>
     </w:p>
     <w:p>
       <w:pPr>
@@ -5266,19 +5302,15 @@
       <w:r>
         <w:t xml:space="preserve">Le filtre passe-bande supprime aussi une partie utile du signal : si la voiture roule plus vite que </w:t>
       </w:r>
-      <w:proofErr w:type="spellStart"/>
-      <w:r>
-        <w:t>prevu</w:t>
-      </w:r>
-      <w:proofErr w:type="spellEnd"/>
+      <w:r>
+        <w:t>prévu</w:t>
+      </w:r>
       <w:r>
         <w:t xml:space="preserve">, son </w:t>
       </w:r>
-      <w:proofErr w:type="spellStart"/>
-      <w:r>
-        <w:t>decalage</w:t>
-      </w:r>
-      <w:proofErr w:type="spellEnd"/>
+      <w:r>
+        <w:t>décalage</w:t>
+      </w:r>
       <w:r>
         <w:t xml:space="preserve"> Doppler peut sortir de la bande, ce qui biaise la mesure.</w:t>
       </w:r>
@@ -5296,11 +5328,9 @@
         <w:lastRenderedPageBreak/>
         <w:t xml:space="preserve">Le choix de l'ordre du filtre est un compromis : un ordre trop </w:t>
       </w:r>
-      <w:proofErr w:type="spellStart"/>
-      <w:r>
-        <w:t>eleve</w:t>
-      </w:r>
-      <w:proofErr w:type="spellEnd"/>
+      <w:r>
+        <w:t>élevé</w:t>
+      </w:r>
       <w:r>
         <w:t xml:space="preserve"> introduit du </w:t>
       </w:r>
@@ -5325,51 +5355,39 @@
       <w:r>
         <w:t xml:space="preserve">Les composantes de la musique tombant dans la bande utile ne peuvent </w:t>
       </w:r>
-      <w:proofErr w:type="spellStart"/>
-      <w:r>
-        <w:t>etre</w:t>
-      </w:r>
-      <w:proofErr w:type="spellEnd"/>
+      <w:r>
+        <w:t>être</w:t>
+      </w:r>
       <w:r>
         <w:t xml:space="preserve"> </w:t>
       </w:r>
-      <w:proofErr w:type="spellStart"/>
-      <w:r>
-        <w:t>retirees</w:t>
-      </w:r>
-      <w:proofErr w:type="spellEnd"/>
+      <w:r>
+        <w:t>retirées</w:t>
+      </w:r>
       <w:r>
         <w:t xml:space="preserve"> par un simple filtre </w:t>
       </w:r>
-      <w:proofErr w:type="spellStart"/>
-      <w:r>
-        <w:t>frequentiel</w:t>
-      </w:r>
-      <w:proofErr w:type="spellEnd"/>
+      <w:r>
+        <w:t>fréquentiel</w:t>
+      </w:r>
       <w:r>
         <w:t xml:space="preserve"> ; un filtre adaptatif ou une analyse temps-</w:t>
       </w:r>
-      <w:proofErr w:type="spellStart"/>
-      <w:r>
-        <w:t>frequence</w:t>
-      </w:r>
-      <w:proofErr w:type="spellEnd"/>
+      <w:r>
+        <w:t>fréquence</w:t>
+      </w:r>
       <w:r>
         <w:t xml:space="preserve"> plus </w:t>
       </w:r>
-      <w:proofErr w:type="spellStart"/>
-      <w:r>
-        <w:t>poussee</w:t>
-      </w:r>
-      <w:proofErr w:type="spellEnd"/>
+      <w:r>
+        <w:t>poussée</w:t>
+      </w:r>
       <w:r>
         <w:t xml:space="preserve"> (poursuite de pic robuste) serait </w:t>
       </w:r>
-      <w:proofErr w:type="spellStart"/>
-      <w:r>
-        <w:t>necessaire</w:t>
-      </w:r>
-      <w:proofErr w:type="spellEnd"/>
+      <w:r>
+        <w:t>nécessaire</w:t>
+      </w:r>
       <w:r>
         <w:t xml:space="preserve"> pour aller plus loin.</w:t>
       </w:r>
@@ -5388,11 +5406,9 @@
         <w:lastRenderedPageBreak/>
         <w:t>4. Objectif 3 (</w:t>
       </w:r>
-      <w:proofErr w:type="spellStart"/>
-      <w:r>
-        <w:t>Seance</w:t>
-      </w:r>
-      <w:proofErr w:type="spellEnd"/>
+      <w:r>
+        <w:t>Séance</w:t>
+      </w:r>
       <w:r>
         <w:t xml:space="preserve"> 4 et 5)</w:t>
       </w:r>
@@ -5406,83 +5422,69 @@
       <w:r>
         <w:t xml:space="preserve">L'enregistrement Le_Mans_2023.wav </w:t>
       </w:r>
-      <w:proofErr w:type="spellStart"/>
-      <w:r>
-        <w:t>presente</w:t>
-      </w:r>
-      <w:proofErr w:type="spellEnd"/>
+      <w:r>
+        <w:t>présente</w:t>
+      </w:r>
       <w:r>
         <w:t xml:space="preserve"> trois </w:t>
       </w:r>
-      <w:proofErr w:type="spellStart"/>
-      <w:r>
-        <w:t>specificites</w:t>
-      </w:r>
-      <w:proofErr w:type="spellEnd"/>
+      <w:r>
+        <w:t>spécificités</w:t>
+      </w:r>
       <w:r>
         <w:t xml:space="preserve"> par rapport aux objectifs </w:t>
       </w:r>
-      <w:proofErr w:type="spellStart"/>
-      <w:r>
-        <w:t>precedents</w:t>
-      </w:r>
-      <w:proofErr w:type="spellEnd"/>
+      <w:r>
+        <w:t>précédents</w:t>
+      </w:r>
       <w:r>
         <w:t xml:space="preserve"> : la </w:t>
       </w:r>
-      <w:proofErr w:type="spellStart"/>
-      <w:r>
-        <w:t>frequence</w:t>
-      </w:r>
-      <w:proofErr w:type="spellEnd"/>
+      <w:r>
+        <w:t>fréquence</w:t>
+      </w:r>
       <w:r>
         <w:t xml:space="preserve"> </w:t>
       </w:r>
-      <w:proofErr w:type="spellStart"/>
-      <w:r>
-        <w:t>emise</w:t>
-      </w:r>
-      <w:proofErr w:type="spellEnd"/>
-      <w:r>
-        <w:t xml:space="preserve"> n'est pas connue (bruit moteur, et non un son pur), la voiture passe a </w:t>
-      </w:r>
-      <w:proofErr w:type="spellStart"/>
-      <w:r>
-        <w:t>tres</w:t>
-      </w:r>
-      <w:proofErr w:type="spellEnd"/>
+      <w:r>
+        <w:t>émise</w:t>
+      </w:r>
+      <w:r>
+        <w:t xml:space="preserve"> n'est pas connue (bruit moteur, et non un son pur), la voiture passe </w:t>
+      </w:r>
+      <w:r>
+        <w:t>à</w:t>
+      </w:r>
+      <w:r>
+        <w:t xml:space="preserve"> </w:t>
+      </w:r>
+      <w:r>
+        <w:t>très</w:t>
+      </w:r>
       <w:r>
         <w:t xml:space="preserve"> haute vitesse (proche de la vitesse maximale sur la portion </w:t>
       </w:r>
-      <w:proofErr w:type="spellStart"/>
-      <w:r>
-        <w:t>concernee</w:t>
-      </w:r>
-      <w:proofErr w:type="spellEnd"/>
+      <w:r>
+        <w:t>concernée</w:t>
+      </w:r>
       <w:r>
         <w:t xml:space="preserve">), et l'enregistrement est </w:t>
       </w:r>
-      <w:proofErr w:type="spellStart"/>
-      <w:r>
-        <w:t>tres</w:t>
-      </w:r>
-      <w:proofErr w:type="spellEnd"/>
+      <w:r>
+        <w:t>très</w:t>
+      </w:r>
       <w:r>
         <w:t xml:space="preserve"> court (le passage ne dure que quelques secondes). On </w:t>
       </w:r>
-      <w:proofErr w:type="spellStart"/>
-      <w:r>
-        <w:t>reutilise</w:t>
-      </w:r>
-      <w:proofErr w:type="spellEnd"/>
+      <w:r>
+        <w:t>réutilise</w:t>
+      </w:r>
       <w:r>
         <w:t xml:space="preserve"> le </w:t>
       </w:r>
-      <w:proofErr w:type="spellStart"/>
-      <w:r>
-        <w:t>modele</w:t>
-      </w:r>
-      <w:proofErr w:type="spellEnd"/>
+      <w:r>
+        <w:t>modèle</w:t>
+      </w:r>
       <w:r>
         <w:t xml:space="preserve"> physique et la chaine de traitement des objectifs 1 et 2, en les adaptant a ce contexte.</w:t>
       </w:r>
@@ -5492,15 +5494,13 @@
         <w:spacing w:after="120" w:line="300" w:lineRule="auto"/>
         <w:jc w:val="both"/>
       </w:pPr>
-      <w:proofErr w:type="spellStart"/>
       <w:r>
         <w:rPr>
           <w:b/>
           <w:bCs/>
         </w:rPr>
-        <w:t>Demarche</w:t>
-      </w:r>
-      <w:proofErr w:type="spellEnd"/>
+        <w:t>Démarche</w:t>
+      </w:r>
       <w:r>
         <w:rPr>
           <w:b/>
@@ -5521,19 +5521,15 @@
       <w:r>
         <w:t xml:space="preserve">Affichage du spectrogramme : on identifie visuellement la raie spectrale dominante (souvent une harmonique du </w:t>
       </w:r>
-      <w:proofErr w:type="spellStart"/>
-      <w:r>
-        <w:t>regime</w:t>
-      </w:r>
-      <w:proofErr w:type="spellEnd"/>
+      <w:r>
+        <w:t>régime</w:t>
+      </w:r>
       <w:r>
         <w:t xml:space="preserve"> moteur) et l'instant t1 du saut de </w:t>
       </w:r>
-      <w:proofErr w:type="spellStart"/>
-      <w:r>
-        <w:t>frequence</w:t>
-      </w:r>
-      <w:proofErr w:type="spellEnd"/>
+      <w:r>
+        <w:t>fréquence</w:t>
+      </w:r>
       <w:r>
         <w:t>.</w:t>
       </w:r>
@@ -5550,19 +5546,15 @@
       <w:r>
         <w:t xml:space="preserve">Filtrage passe-bande </w:t>
       </w:r>
-      <w:proofErr w:type="spellStart"/>
-      <w:r>
-        <w:t>etroit</w:t>
-      </w:r>
-      <w:proofErr w:type="spellEnd"/>
+      <w:r>
+        <w:t>étroit</w:t>
+      </w:r>
       <w:r>
         <w:t xml:space="preserve"> autour de cette raie pour isoler son </w:t>
       </w:r>
-      <w:proofErr w:type="spellStart"/>
-      <w:r>
-        <w:t>evolution</w:t>
-      </w:r>
-      <w:proofErr w:type="spellEnd"/>
+      <w:r>
+        <w:t>évolution</w:t>
+      </w:r>
       <w:r>
         <w:t xml:space="preserve"> Doppler.</w:t>
       </w:r>
@@ -5579,19 +5571,15 @@
       <w:r>
         <w:t xml:space="preserve">Suivi de la </w:t>
       </w:r>
-      <w:proofErr w:type="spellStart"/>
-      <w:r>
-        <w:t>frequence</w:t>
-      </w:r>
-      <w:proofErr w:type="spellEnd"/>
+      <w:r>
+        <w:t>fréquence</w:t>
+      </w:r>
       <w:r>
         <w:t xml:space="preserve"> </w:t>
       </w:r>
-      <w:proofErr w:type="spellStart"/>
-      <w:r>
-        <w:t>instantanee</w:t>
-      </w:r>
-      <w:proofErr w:type="spellEnd"/>
+      <w:r>
+        <w:t>instantanée</w:t>
+      </w:r>
       <w:r>
         <w:t xml:space="preserve"> par STFT et recherche de pic, comme aux objectifs 1 et 2.</w:t>
       </w:r>
@@ -5606,45 +5594,72 @@
         <w:spacing w:after="80"/>
       </w:pPr>
       <w:r>
-        <w:t>Estimation de v par la formule v = c (</w:t>
-      </w:r>
-      <w:proofErr w:type="spellStart"/>
-      <w:r>
-        <w:t>f_max</w:t>
-      </w:r>
-      <w:proofErr w:type="spellEnd"/>
-      <w:r>
-        <w:t xml:space="preserve"> - </w:t>
-      </w:r>
-      <w:proofErr w:type="spellStart"/>
-      <w:r>
-        <w:t>f_min</w:t>
-      </w:r>
-      <w:proofErr w:type="spellEnd"/>
-      <w:r>
-        <w:t>) / (</w:t>
-      </w:r>
-      <w:proofErr w:type="spellStart"/>
-      <w:r>
-        <w:t>f_max</w:t>
-      </w:r>
-      <w:proofErr w:type="spellEnd"/>
-      <w:r>
-        <w:t xml:space="preserve"> + </w:t>
-      </w:r>
-      <w:proofErr w:type="spellStart"/>
-      <w:r>
-        <w:t>f_min</w:t>
-      </w:r>
-      <w:proofErr w:type="spellEnd"/>
-      <w:r>
-        <w:t xml:space="preserve">), valable lorsque la voiture est suffisamment loin du micro avant et </w:t>
-      </w:r>
-      <w:proofErr w:type="spellStart"/>
-      <w:r>
-        <w:t>apres</w:t>
-      </w:r>
-      <w:proofErr w:type="spellEnd"/>
+        <w:t xml:space="preserve">Estimation de v par la formule </w:t>
+      </w:r>
+      <w:r>
+        <w:rPr>
+          <w:rFonts w:ascii="Arial" w:hAnsi="Arial" w:cs="Arial"/>
+          <w:noProof/>
+          <w:color w:val="000000"/>
+          <w:bdr w:val="none" w:sz="0" w:space="0" w:color="auto" w:frame="1"/>
+        </w:rPr>
+        <w:drawing>
+          <wp:inline distT="0" distB="0" distL="0" distR="0" wp14:anchorId="4A4D379E" wp14:editId="24C0E3EC">
+            <wp:extent cx="1257300" cy="342900"/>
+            <wp:effectExtent l="0" t="0" r="0" b="0"/>
+            <wp:docPr id="1091303533" name="Image 8">
+              <a:hlinkClick xmlns:a="http://schemas.openxmlformats.org/drawingml/2006/main" r:id="rId15"/>
+            </wp:docPr>
+            <wp:cNvGraphicFramePr>
+              <a:graphicFrameLocks xmlns:a="http://schemas.openxmlformats.org/drawingml/2006/main" noChangeAspect="1"/>
+            </wp:cNvGraphicFramePr>
+            <a:graphic xmlns:a="http://schemas.openxmlformats.org/drawingml/2006/main">
+              <a:graphicData uri="http://schemas.openxmlformats.org/drawingml/2006/picture">
+                <pic:pic xmlns:pic="http://schemas.openxmlformats.org/drawingml/2006/picture">
+                  <pic:nvPicPr>
+                    <pic:cNvPr id="0" name="Picture 15"/>
+                    <pic:cNvPicPr>
+                      <a:picLocks noChangeAspect="1" noChangeArrowheads="1"/>
+                    </pic:cNvPicPr>
+                  </pic:nvPicPr>
+                  <pic:blipFill>
+                    <a:blip r:embed="rId16" cstate="print">
+                      <a:extLst>
+                        <a:ext uri="{28A0092B-C50C-407E-A947-70E740481C1C}">
+                          <a14:useLocalDpi xmlns:a14="http://schemas.microsoft.com/office/drawing/2010/main" val="0"/>
+                        </a:ext>
+                      </a:extLst>
+                    </a:blip>
+                    <a:srcRect/>
+                    <a:stretch>
+                      <a:fillRect/>
+                    </a:stretch>
+                  </pic:blipFill>
+                  <pic:spPr bwMode="auto">
+                    <a:xfrm>
+                      <a:off x="0" y="0"/>
+                      <a:ext cx="1257300" cy="342900"/>
+                    </a:xfrm>
+                    <a:prstGeom prst="rect">
+                      <a:avLst/>
+                    </a:prstGeom>
+                    <a:noFill/>
+                    <a:ln>
+                      <a:noFill/>
+                    </a:ln>
+                  </pic:spPr>
+                </pic:pic>
+              </a:graphicData>
+            </a:graphic>
+          </wp:inline>
+        </w:drawing>
+      </w:r>
+      <w:r>
+        <w:t xml:space="preserve">, valable lorsque la voiture est suffisamment loin du micro avant et </w:t>
+      </w:r>
+      <w:r>
+        <w:t>après</w:t>
+      </w:r>
       <w:r>
         <w:t xml:space="preserve"> le passage.</w:t>
       </w:r>
@@ -5658,61 +5673,45 @@
         </w:numPr>
         <w:spacing w:after="80"/>
       </w:pPr>
-      <w:proofErr w:type="spellStart"/>
-      <w:r>
-        <w:t>Verification</w:t>
-      </w:r>
-      <w:proofErr w:type="spellEnd"/>
+      <w:r>
+        <w:t>Vérification</w:t>
+      </w:r>
       <w:r>
         <w:t xml:space="preserve"> par ajustement non </w:t>
       </w:r>
-      <w:proofErr w:type="spellStart"/>
-      <w:r>
-        <w:t>lineaire</w:t>
-      </w:r>
-      <w:proofErr w:type="spellEnd"/>
+      <w:r>
+        <w:t>linéaire</w:t>
+      </w:r>
       <w:r>
         <w:t xml:space="preserve"> du </w:t>
       </w:r>
-      <w:proofErr w:type="spellStart"/>
-      <w:r>
-        <w:t>modele</w:t>
-      </w:r>
-      <w:proofErr w:type="spellEnd"/>
+      <w:r>
+        <w:t>modèle</w:t>
+      </w:r>
       <w:r>
         <w:t xml:space="preserve"> Doppler complet, avec f0 et v comme </w:t>
       </w:r>
-      <w:proofErr w:type="spellStart"/>
-      <w:r>
-        <w:t>parametres</w:t>
-      </w:r>
-      <w:proofErr w:type="spellEnd"/>
+      <w:r>
+        <w:t>paramètres</w:t>
+      </w:r>
       <w:r>
         <w:t xml:space="preserve"> libres (la distance d est </w:t>
       </w:r>
-      <w:proofErr w:type="spellStart"/>
-      <w:r>
-        <w:t>estimee</w:t>
-      </w:r>
-      <w:proofErr w:type="spellEnd"/>
+      <w:r>
+        <w:t>estimée</w:t>
+      </w:r>
       <w:r>
         <w:t xml:space="preserve"> </w:t>
       </w:r>
-      <w:proofErr w:type="spellStart"/>
-      <w:proofErr w:type="gramStart"/>
-      <w:r>
-        <w:t>a</w:t>
-      </w:r>
-      <w:proofErr w:type="spellEnd"/>
-      <w:proofErr w:type="gramEnd"/>
+      <w:r>
+        <w:t>à</w:t>
+      </w:r>
       <w:r>
         <w:t xml:space="preserve"> partir de la </w:t>
       </w:r>
-      <w:proofErr w:type="spellStart"/>
-      <w:r>
-        <w:t>duree</w:t>
-      </w:r>
-      <w:proofErr w:type="spellEnd"/>
+      <w:r>
+        <w:t>durée</w:t>
+      </w:r>
       <w:r>
         <w:t xml:space="preserve"> de la transition centrale).</w:t>
       </w:r>
@@ -5731,87 +5730,59 @@
       </w:r>
       <w:proofErr w:type="gramEnd"/>
       <w:r>
-        <w:t xml:space="preserve"> Pour </w:t>
-      </w:r>
-      <w:proofErr w:type="gramStart"/>
-      <w:r>
-        <w:t>une voiture roulant</w:t>
-      </w:r>
-      <w:proofErr w:type="gramEnd"/>
+        <w:t xml:space="preserve"> Pour une voiture roulant </w:t>
+      </w:r>
+      <w:r>
+        <w:t xml:space="preserve">à </w:t>
+      </w:r>
+      <w:r>
+        <w:t xml:space="preserve">sa vitesse maximale sur la ligne droite des </w:t>
+      </w:r>
+      <w:r>
+        <w:t>Hunaudières</w:t>
+      </w:r>
+      <w:r>
+        <w:t xml:space="preserve"> (~ 330 km/h), on attend une vitesse </w:t>
+      </w:r>
+      <w:r>
+        <w:t>estimée</w:t>
+      </w:r>
+      <w:r>
+        <w:t xml:space="preserve"> de l'ordre de 80 </w:t>
+      </w:r>
+      <w:r>
+        <w:t>à</w:t>
+      </w:r>
+      <w:r>
+        <w:t xml:space="preserve"> 95 m/s. La validation se fait en </w:t>
+      </w:r>
+      <w:r>
+        <w:t>vérifiant</w:t>
+      </w:r>
+      <w:r>
+        <w:t xml:space="preserve"> la </w:t>
+      </w:r>
+      <w:r>
+        <w:t>cohérence</w:t>
+      </w:r>
+      <w:r>
+        <w:t xml:space="preserve"> entre l'estimation par les </w:t>
+      </w:r>
+      <w:r>
+        <w:t>fréquences</w:t>
+      </w:r>
       <w:r>
         <w:t xml:space="preserve"> </w:t>
       </w:r>
-      <w:proofErr w:type="spellStart"/>
-      <w:r>
-        <w:t>a</w:t>
-      </w:r>
-      <w:proofErr w:type="spellEnd"/>
-      <w:r>
-        <w:t xml:space="preserve"> sa vitesse maximale sur la ligne droite des </w:t>
-      </w:r>
-      <w:proofErr w:type="spellStart"/>
-      <w:r>
-        <w:t>Hunaudieres</w:t>
-      </w:r>
-      <w:proofErr w:type="spellEnd"/>
-      <w:r>
-        <w:t xml:space="preserve"> (~ 330 km/h), on attend une vitesse </w:t>
-      </w:r>
-      <w:proofErr w:type="spellStart"/>
-      <w:r>
-        <w:t>estimee</w:t>
-      </w:r>
-      <w:proofErr w:type="spellEnd"/>
-      <w:r>
-        <w:t xml:space="preserve"> de l'ordre de 80 </w:t>
-      </w:r>
-      <w:proofErr w:type="spellStart"/>
-      <w:proofErr w:type="gramStart"/>
-      <w:r>
-        <w:t>a</w:t>
-      </w:r>
-      <w:proofErr w:type="spellEnd"/>
-      <w:proofErr w:type="gramEnd"/>
-      <w:r>
-        <w:t xml:space="preserve"> 95 m/s. La validation se fait en </w:t>
-      </w:r>
-      <w:proofErr w:type="spellStart"/>
-      <w:r>
-        <w:t>verifiant</w:t>
-      </w:r>
-      <w:proofErr w:type="spellEnd"/>
-      <w:r>
-        <w:t xml:space="preserve"> la </w:t>
-      </w:r>
-      <w:proofErr w:type="spellStart"/>
-      <w:r>
-        <w:t>coherence</w:t>
-      </w:r>
-      <w:proofErr w:type="spellEnd"/>
-      <w:r>
-        <w:t xml:space="preserve"> entre l'estimation par les </w:t>
-      </w:r>
-      <w:proofErr w:type="spellStart"/>
-      <w:r>
-        <w:t>frequences</w:t>
-      </w:r>
-      <w:proofErr w:type="spellEnd"/>
-      <w:r>
-        <w:t xml:space="preserve"> </w:t>
-      </w:r>
-      <w:proofErr w:type="spellStart"/>
-      <w:r>
-        <w:t>extremes</w:t>
-      </w:r>
-      <w:proofErr w:type="spellEnd"/>
+      <w:r>
+        <w:t>extrêmes</w:t>
+      </w:r>
       <w:r>
         <w:t xml:space="preserve"> et celle issue de l'ajustement du </w:t>
       </w:r>
-      <w:proofErr w:type="spellStart"/>
-      <w:r>
-        <w:t>modele</w:t>
-      </w:r>
-      <w:proofErr w:type="spellEnd"/>
+      <w:r>
+        <w:t>modèle</w:t>
+      </w:r>
       <w:r>
         <w:t xml:space="preserve"> complet.</w:t>
       </w:r>
@@ -5841,35 +5812,27 @@
       <w:r>
         <w:t xml:space="preserve">La signature spectrale d'un moteur de course est riche et </w:t>
       </w:r>
-      <w:proofErr w:type="spellStart"/>
-      <w:r>
-        <w:t>evolutive</w:t>
-      </w:r>
-      <w:proofErr w:type="spellEnd"/>
+      <w:r>
+        <w:t>évolutive</w:t>
+      </w:r>
       <w:r>
         <w:t xml:space="preserve"> (changements de </w:t>
       </w:r>
-      <w:proofErr w:type="spellStart"/>
-      <w:r>
-        <w:t>regime</w:t>
-      </w:r>
-      <w:proofErr w:type="spellEnd"/>
+      <w:r>
+        <w:t>régime</w:t>
+      </w:r>
       <w:r>
         <w:t>, harmoniques) ; la "</w:t>
       </w:r>
-      <w:proofErr w:type="spellStart"/>
-      <w:r>
-        <w:t>frequence</w:t>
-      </w:r>
-      <w:proofErr w:type="spellEnd"/>
+      <w:r>
+        <w:t>fréquence</w:t>
+      </w:r>
       <w:r>
         <w:t xml:space="preserve"> </w:t>
       </w:r>
-      <w:proofErr w:type="spellStart"/>
-      <w:r>
-        <w:t>emise</w:t>
-      </w:r>
-      <w:proofErr w:type="spellEnd"/>
+      <w:r>
+        <w:t>émise</w:t>
+      </w:r>
       <w:r>
         <w:t>" est une approximation.</w:t>
       </w:r>
@@ -5886,35 +5849,27 @@
       <w:r>
         <w:t xml:space="preserve">La distance d et l'instant t1 ne sont pas connus </w:t>
       </w:r>
-      <w:proofErr w:type="spellStart"/>
-      <w:r>
-        <w:t>precisement</w:t>
-      </w:r>
-      <w:proofErr w:type="spellEnd"/>
+      <w:r>
+        <w:t>précisément</w:t>
+      </w:r>
       <w:r>
         <w:t xml:space="preserve"> ; l'ajustement non </w:t>
       </w:r>
-      <w:proofErr w:type="spellStart"/>
-      <w:r>
-        <w:t>lineaire</w:t>
-      </w:r>
-      <w:proofErr w:type="spellEnd"/>
+      <w:r>
+        <w:t>linéaire</w:t>
+      </w:r>
       <w:r>
         <w:t xml:space="preserve"> en </w:t>
       </w:r>
-      <w:proofErr w:type="spellStart"/>
-      <w:r>
-        <w:t>depend</w:t>
-      </w:r>
-      <w:proofErr w:type="spellEnd"/>
+      <w:r>
+        <w:t>dépend</w:t>
+      </w:r>
       <w:r>
         <w:t xml:space="preserve">, ce qui justifie de croiser plusieurs </w:t>
       </w:r>
-      <w:proofErr w:type="spellStart"/>
-      <w:r>
-        <w:t>methodes</w:t>
-      </w:r>
-      <w:proofErr w:type="spellEnd"/>
+      <w:r>
+        <w:t>méthodes</w:t>
+      </w:r>
       <w:r>
         <w:t>.</w:t>
       </w:r>
@@ -5931,25 +5886,21 @@
       <w:r>
         <w:t xml:space="preserve">La </w:t>
       </w:r>
-      <w:proofErr w:type="spellStart"/>
-      <w:r>
-        <w:t>duree</w:t>
-      </w:r>
-      <w:proofErr w:type="spellEnd"/>
+      <w:r>
+        <w:t>durée</w:t>
+      </w:r>
       <w:r>
         <w:t xml:space="preserve"> d'enregistrement est courte : la statistique de l'estimation est </w:t>
       </w:r>
-      <w:proofErr w:type="spellStart"/>
-      <w:r>
-        <w:t>limitee</w:t>
-      </w:r>
-      <w:proofErr w:type="spellEnd"/>
+      <w:r>
+        <w:t>limitée</w:t>
+      </w:r>
       <w:r>
         <w:t>.</w:t>
       </w:r>
     </w:p>
     <w:sectPr>
-      <w:footerReference w:type="default" r:id="rId12"/>
+      <w:footerReference w:type="default" r:id="rId17"/>
       <w:pgSz w:w="11906" w:h="16838"/>
       <w:pgMar w:top="1440" w:right="1440" w:bottom="1440" w:left="1440" w:header="708" w:footer="708" w:gutter="0"/>
       <w:cols w:space="720"/>
